--- a/SKILL-8.docx
+++ b/SKILL-8.docx
@@ -20,29 +20,7 @@
           <w:sz w:val="28"/>
           <w:szCs w:val="28"/>
         </w:rPr>
-        <w:t xml:space="preserve">NAME: GURRALA HAREESH REDDY               ID NO:2400090155                        SEC </w:t>
-      </w:r>
-      <w:proofErr w:type="gramStart"/>
-      <w:r>
-        <w:rPr>
-          <w:b/>
-          <w:bCs/>
-          <w:color w:val="EE0000"/>
-          <w:sz w:val="28"/>
-          <w:szCs w:val="28"/>
-        </w:rPr>
-        <w:t>NO :</w:t>
-      </w:r>
-      <w:proofErr w:type="gramEnd"/>
-      <w:r>
-        <w:rPr>
-          <w:b/>
-          <w:bCs/>
-          <w:color w:val="EE0000"/>
-          <w:sz w:val="28"/>
-          <w:szCs w:val="28"/>
-        </w:rPr>
-        <w:t xml:space="preserve"> 06</w:t>
+        <w:t>NAME: GURRALA HAREESH REDDY               ID NO:2400090155                        SEC NO : 06</w:t>
       </w:r>
     </w:p>
     <w:p>
@@ -98,7 +76,7 @@
     <w:p>
       <w:r>
         <w:pict w14:anchorId="67DB5BA3">
-          <v:rect id="_x0000_i1061" style="width:0;height:1.5pt" o:hralign="center" o:hrstd="t" o:hr="t" fillcolor="#a0a0a0" stroked="f"/>
+          <v:rect id="_x0000_i1025" style="width:0;height:1.5pt" o:hralign="center" o:hrstd="t" o:hr="t" fillcolor="#a0a0a0" stroked="f"/>
         </w:pict>
       </w:r>
     </w:p>
@@ -135,7 +113,7 @@
     <w:p>
       <w:r>
         <w:pict w14:anchorId="65575D52">
-          <v:rect id="_x0000_i1062" style="width:0;height:1.5pt" o:hralign="center" o:hrstd="t" o:hr="t" fillcolor="#a0a0a0" stroked="f"/>
+          <v:rect id="_x0000_i1026" style="width:0;height:1.5pt" o:hralign="center" o:hrstd="t" o:hr="t" fillcolor="#a0a0a0" stroked="f"/>
         </w:pict>
       </w:r>
     </w:p>
@@ -163,7 +141,7 @@
           <w:szCs w:val="32"/>
         </w:rPr>
       </w:pPr>
-      <w:hyperlink r:id="rId5" w:history="1">
+      <w:hyperlink r:id="rId7" w:history="1">
         <w:r>
           <w:rPr>
             <w:rStyle w:val="Hyperlink"/>
@@ -179,75 +157,31 @@
         <w:ind w:left="720"/>
       </w:pPr>
       <w:r>
-        <w:t xml:space="preserve">&lt;project </w:t>
-      </w:r>
-      <w:proofErr w:type="spellStart"/>
-      <w:r>
-        <w:t>xmlns</w:t>
-      </w:r>
-      <w:proofErr w:type="spellEnd"/>
-      <w:r>
-        <w:t>="http://maven.apache.org/POM/4.0.0"</w:t>
-      </w:r>
-    </w:p>
-    <w:p>
-      <w:pPr>
-        <w:ind w:left="720"/>
-      </w:pPr>
-      <w:r>
-        <w:t xml:space="preserve">         </w:t>
-      </w:r>
-      <w:proofErr w:type="spellStart"/>
-      <w:proofErr w:type="gramStart"/>
-      <w:r>
-        <w:t>xmlns:xsi</w:t>
-      </w:r>
-      <w:proofErr w:type="spellEnd"/>
-      <w:proofErr w:type="gramEnd"/>
-      <w:r>
-        <w:t>="http://www.w3.org/2001/XMLSchema-instance"</w:t>
-      </w:r>
-    </w:p>
-    <w:p>
-      <w:pPr>
-        <w:ind w:left="720"/>
-      </w:pPr>
-      <w:r>
-        <w:t xml:space="preserve">         </w:t>
-      </w:r>
-      <w:proofErr w:type="spellStart"/>
-      <w:proofErr w:type="gramStart"/>
-      <w:r>
-        <w:t>xsi:schemaLocation</w:t>
-      </w:r>
-      <w:proofErr w:type="spellEnd"/>
-      <w:proofErr w:type="gramEnd"/>
-      <w:r>
-        <w:t>="http://maven.apache.org/POM/4.0.0 http://maven.apache.org/xsd/maven-4.0.0.xsd"&gt;</w:t>
-      </w:r>
-    </w:p>
-    <w:p>
-      <w:pPr>
-        <w:ind w:left="720"/>
-      </w:pPr>
-      <w:r>
-        <w:t xml:space="preserve">    &lt;</w:t>
-      </w:r>
-      <w:proofErr w:type="spellStart"/>
-      <w:r>
-        <w:t>modelVersion</w:t>
-      </w:r>
-      <w:proofErr w:type="spellEnd"/>
-      <w:r>
-        <w:t>&gt;4.0.0&lt;/</w:t>
-      </w:r>
-      <w:proofErr w:type="spellStart"/>
-      <w:r>
-        <w:t>modelVersion</w:t>
-      </w:r>
-      <w:proofErr w:type="spellEnd"/>
-      <w:r>
-        <w:t>&gt;</w:t>
+        <w:t>&lt;project xmlns="http://maven.apache.org/POM/4.0.0"</w:t>
+      </w:r>
+    </w:p>
+    <w:p>
+      <w:pPr>
+        <w:ind w:left="720"/>
+      </w:pPr>
+      <w:r>
+        <w:t xml:space="preserve">         xmlns:xsi="http://www.w3.org/2001/XMLSchema-instance"</w:t>
+      </w:r>
+    </w:p>
+    <w:p>
+      <w:pPr>
+        <w:ind w:left="720"/>
+      </w:pPr>
+      <w:r>
+        <w:t xml:space="preserve">         xsi:schemaLocation="http://maven.apache.org/POM/4.0.0 http://maven.apache.org/xsd/maven-4.0.0.xsd"&gt;</w:t>
+      </w:r>
+    </w:p>
+    <w:p>
+      <w:pPr>
+        <w:ind w:left="720"/>
+      </w:pPr>
+      <w:r>
+        <w:t xml:space="preserve">    &lt;modelVersion&gt;4.0.0&lt;/modelVersion&gt;</w:t>
       </w:r>
     </w:p>
     <w:p>
@@ -263,60 +197,15 @@
         <w:ind w:left="720"/>
       </w:pPr>
       <w:r>
-        <w:t xml:space="preserve">        </w:t>
-      </w:r>
-      <w:proofErr w:type="gramStart"/>
-      <w:r>
-        <w:t>&lt;</w:t>
-      </w:r>
-      <w:proofErr w:type="spellStart"/>
-      <w:r>
-        <w:t>groupId</w:t>
-      </w:r>
-      <w:proofErr w:type="spellEnd"/>
-      <w:r>
-        <w:t>&gt;</w:t>
-      </w:r>
-      <w:proofErr w:type="spellStart"/>
-      <w:r>
-        <w:t>org.springframework.boot</w:t>
-      </w:r>
-      <w:proofErr w:type="spellEnd"/>
-      <w:proofErr w:type="gramEnd"/>
-      <w:r>
-        <w:t>&lt;/</w:t>
-      </w:r>
-      <w:proofErr w:type="spellStart"/>
-      <w:r>
-        <w:t>groupId</w:t>
-      </w:r>
-      <w:proofErr w:type="spellEnd"/>
-      <w:r>
-        <w:t>&gt;</w:t>
-      </w:r>
-    </w:p>
-    <w:p>
-      <w:pPr>
-        <w:ind w:left="720"/>
-      </w:pPr>
-      <w:r>
-        <w:t xml:space="preserve">        &lt;</w:t>
-      </w:r>
-      <w:proofErr w:type="spellStart"/>
-      <w:r>
-        <w:t>artifactId</w:t>
-      </w:r>
-      <w:proofErr w:type="spellEnd"/>
-      <w:r>
-        <w:t>&gt;spring-boot-starter-parent&lt;/</w:t>
-      </w:r>
-      <w:proofErr w:type="spellStart"/>
-      <w:r>
-        <w:t>artifactId</w:t>
-      </w:r>
-      <w:proofErr w:type="spellEnd"/>
-      <w:r>
-        <w:t>&gt;</w:t>
+        <w:t xml:space="preserve">        &lt;groupId&gt;org.springframework.boot&lt;/groupId&gt;</w:t>
+      </w:r>
+    </w:p>
+    <w:p>
+      <w:pPr>
+        <w:ind w:left="720"/>
+      </w:pPr>
+      <w:r>
+        <w:t xml:space="preserve">        &lt;artifactId&gt;spring-boot-starter-parent&lt;/artifactId&gt;</w:t>
       </w:r>
     </w:p>
     <w:p>
@@ -340,55 +229,15 @@
         <w:ind w:left="720"/>
       </w:pPr>
       <w:r>
-        <w:t xml:space="preserve">    &lt;</w:t>
-      </w:r>
-      <w:proofErr w:type="spellStart"/>
-      <w:r>
-        <w:t>groupId</w:t>
-      </w:r>
-      <w:proofErr w:type="spellEnd"/>
-      <w:r>
-        <w:t>&gt;</w:t>
-      </w:r>
-      <w:proofErr w:type="spellStart"/>
-      <w:r>
-        <w:t>com.example</w:t>
-      </w:r>
-      <w:proofErr w:type="spellEnd"/>
-      <w:r>
-        <w:t>&lt;/</w:t>
-      </w:r>
-      <w:proofErr w:type="spellStart"/>
-      <w:r>
-        <w:t>groupId</w:t>
-      </w:r>
-      <w:proofErr w:type="spellEnd"/>
-      <w:r>
-        <w:t>&gt;</w:t>
-      </w:r>
-    </w:p>
-    <w:p>
-      <w:pPr>
-        <w:ind w:left="720"/>
-      </w:pPr>
-      <w:r>
-        <w:t xml:space="preserve">    &lt;</w:t>
-      </w:r>
-      <w:proofErr w:type="spellStart"/>
-      <w:r>
-        <w:t>artifactId</w:t>
-      </w:r>
-      <w:proofErr w:type="spellEnd"/>
-      <w:r>
-        <w:t>&gt;skill-8&lt;/</w:t>
-      </w:r>
-      <w:proofErr w:type="spellStart"/>
-      <w:r>
-        <w:t>artifactId</w:t>
-      </w:r>
-      <w:proofErr w:type="spellEnd"/>
-      <w:r>
-        <w:t>&gt;</w:t>
+        <w:t xml:space="preserve">    &lt;groupId&gt;com.example&lt;/groupId&gt;</w:t>
+      </w:r>
+    </w:p>
+    <w:p>
+      <w:pPr>
+        <w:ind w:left="720"/>
+      </w:pPr>
+      <w:r>
+        <w:t xml:space="preserve">    &lt;artifactId&gt;skill-8&lt;/artifactId&gt;</w:t>
       </w:r>
     </w:p>
     <w:p>
@@ -412,27 +261,7 @@
         <w:ind w:left="720"/>
       </w:pPr>
       <w:r>
-        <w:t xml:space="preserve">        &lt;</w:t>
-      </w:r>
-      <w:proofErr w:type="spellStart"/>
-      <w:proofErr w:type="gramStart"/>
-      <w:r>
-        <w:t>java.version</w:t>
-      </w:r>
-      <w:proofErr w:type="spellEnd"/>
-      <w:proofErr w:type="gramEnd"/>
-      <w:r>
-        <w:t>&gt;17&lt;/</w:t>
-      </w:r>
-      <w:proofErr w:type="spellStart"/>
-      <w:proofErr w:type="gramStart"/>
-      <w:r>
-        <w:t>java.version</w:t>
-      </w:r>
-      <w:proofErr w:type="spellEnd"/>
-      <w:proofErr w:type="gramEnd"/>
-      <w:r>
-        <w:t>&gt;</w:t>
+        <w:t xml:space="preserve">        &lt;java.version&gt;17&lt;/java.version&gt;</w:t>
       </w:r>
     </w:p>
     <w:p>
@@ -464,75 +293,23 @@
         <w:ind w:left="720"/>
       </w:pPr>
       <w:r>
-        <w:t xml:space="preserve">            </w:t>
-      </w:r>
-      <w:proofErr w:type="gramStart"/>
-      <w:r>
-        <w:t>&lt;</w:t>
-      </w:r>
-      <w:proofErr w:type="spellStart"/>
-      <w:r>
-        <w:t>groupId</w:t>
-      </w:r>
-      <w:proofErr w:type="spellEnd"/>
-      <w:r>
-        <w:t>&gt;</w:t>
-      </w:r>
-      <w:proofErr w:type="spellStart"/>
-      <w:r>
-        <w:t>org.springframework.boot</w:t>
-      </w:r>
-      <w:proofErr w:type="spellEnd"/>
-      <w:proofErr w:type="gramEnd"/>
-      <w:r>
-        <w:t>&lt;/</w:t>
-      </w:r>
-      <w:proofErr w:type="spellStart"/>
-      <w:r>
-        <w:t>groupId</w:t>
-      </w:r>
-      <w:proofErr w:type="spellEnd"/>
-      <w:r>
-        <w:t>&gt;</w:t>
-      </w:r>
-    </w:p>
-    <w:p>
-      <w:pPr>
-        <w:ind w:left="720"/>
-      </w:pPr>
-      <w:r>
-        <w:t xml:space="preserve">            &lt;</w:t>
-      </w:r>
-      <w:proofErr w:type="spellStart"/>
-      <w:r>
-        <w:t>artifactId</w:t>
-      </w:r>
-      <w:proofErr w:type="spellEnd"/>
-      <w:r>
-        <w:t>&gt;spring-boot-starter-data-</w:t>
-      </w:r>
-      <w:proofErr w:type="spellStart"/>
-      <w:r>
-        <w:t>jpa</w:t>
-      </w:r>
-      <w:proofErr w:type="spellEnd"/>
-      <w:r>
-        <w:t>&lt;/</w:t>
-      </w:r>
-      <w:proofErr w:type="spellStart"/>
-      <w:r>
-        <w:t>artifactId</w:t>
-      </w:r>
-      <w:proofErr w:type="spellEnd"/>
-      <w:r>
-        <w:t>&gt;</w:t>
-      </w:r>
-    </w:p>
-    <w:p>
-      <w:pPr>
-        <w:ind w:left="720"/>
-      </w:pPr>
-      <w:r>
+        <w:t xml:space="preserve">            &lt;groupId&gt;org.springframework.boot&lt;/groupId&gt;</w:t>
+      </w:r>
+    </w:p>
+    <w:p>
+      <w:pPr>
+        <w:ind w:left="720"/>
+      </w:pPr>
+      <w:r>
+        <w:t xml:space="preserve">            &lt;artifactId&gt;spring-boot-starter-data-jpa&lt;/artifactId&gt;</w:t>
+      </w:r>
+    </w:p>
+    <w:p>
+      <w:pPr>
+        <w:ind w:left="720"/>
+      </w:pPr>
+      <w:r>
+        <w:lastRenderedPageBreak/>
         <w:t xml:space="preserve">        &lt;/dependency&gt;</w:t>
       </w:r>
     </w:p>
@@ -549,61 +326,15 @@
         <w:ind w:left="720"/>
       </w:pPr>
       <w:r>
-        <w:t xml:space="preserve">            </w:t>
-      </w:r>
-      <w:proofErr w:type="gramStart"/>
-      <w:r>
-        <w:t>&lt;</w:t>
-      </w:r>
-      <w:proofErr w:type="spellStart"/>
-      <w:r>
-        <w:t>groupId</w:t>
-      </w:r>
-      <w:proofErr w:type="spellEnd"/>
-      <w:r>
-        <w:t>&gt;</w:t>
-      </w:r>
-      <w:proofErr w:type="spellStart"/>
-      <w:r>
-        <w:t>org.springframework.boot</w:t>
-      </w:r>
-      <w:proofErr w:type="spellEnd"/>
-      <w:proofErr w:type="gramEnd"/>
-      <w:r>
-        <w:t>&lt;/</w:t>
-      </w:r>
-      <w:proofErr w:type="spellStart"/>
-      <w:r>
-        <w:t>groupId</w:t>
-      </w:r>
-      <w:proofErr w:type="spellEnd"/>
-      <w:r>
-        <w:t>&gt;</w:t>
-      </w:r>
-    </w:p>
-    <w:p>
-      <w:pPr>
-        <w:ind w:left="720"/>
-      </w:pPr>
-      <w:r>
-        <w:lastRenderedPageBreak/>
-        <w:t xml:space="preserve">            &lt;</w:t>
-      </w:r>
-      <w:proofErr w:type="spellStart"/>
-      <w:r>
-        <w:t>artifactId</w:t>
-      </w:r>
-      <w:proofErr w:type="spellEnd"/>
-      <w:r>
-        <w:t>&gt;spring-boot-starter-web&lt;/</w:t>
-      </w:r>
-      <w:proofErr w:type="spellStart"/>
-      <w:r>
-        <w:t>artifactId</w:t>
-      </w:r>
-      <w:proofErr w:type="spellEnd"/>
-      <w:r>
-        <w:t>&gt;</w:t>
+        <w:t xml:space="preserve">            &lt;groupId&gt;org.springframework.boot&lt;/groupId&gt;</w:t>
+      </w:r>
+    </w:p>
+    <w:p>
+      <w:pPr>
+        <w:ind w:left="720"/>
+      </w:pPr>
+      <w:r>
+        <w:t xml:space="preserve">            &lt;artifactId&gt;spring-boot-starter-web&lt;/artifactId&gt;</w:t>
       </w:r>
     </w:p>
     <w:p>
@@ -627,47 +358,15 @@
         <w:ind w:left="720"/>
       </w:pPr>
       <w:r>
-        <w:t xml:space="preserve">            &lt;</w:t>
-      </w:r>
-      <w:proofErr w:type="spellStart"/>
-      <w:r>
-        <w:t>groupId</w:t>
-      </w:r>
-      <w:proofErr w:type="spellEnd"/>
-      <w:r>
-        <w:t>&gt;com.h2database&lt;/</w:t>
-      </w:r>
-      <w:proofErr w:type="spellStart"/>
-      <w:r>
-        <w:t>groupId</w:t>
-      </w:r>
-      <w:proofErr w:type="spellEnd"/>
-      <w:r>
-        <w:t>&gt;</w:t>
-      </w:r>
-    </w:p>
-    <w:p>
-      <w:pPr>
-        <w:ind w:left="720"/>
-      </w:pPr>
-      <w:r>
-        <w:t xml:space="preserve">            &lt;</w:t>
-      </w:r>
-      <w:proofErr w:type="spellStart"/>
-      <w:r>
-        <w:t>artifactId</w:t>
-      </w:r>
-      <w:proofErr w:type="spellEnd"/>
-      <w:r>
-        <w:t>&gt;h2&lt;/</w:t>
-      </w:r>
-      <w:proofErr w:type="spellStart"/>
-      <w:r>
-        <w:t>artifactId</w:t>
-      </w:r>
-      <w:proofErr w:type="spellEnd"/>
-      <w:r>
-        <w:t>&gt;</w:t>
+        <w:t xml:space="preserve">            &lt;groupId&gt;com.h2database&lt;/groupId&gt;</w:t>
+      </w:r>
+    </w:p>
+    <w:p>
+      <w:pPr>
+        <w:ind w:left="720"/>
+      </w:pPr>
+      <w:r>
+        <w:t xml:space="preserve">            &lt;artifactId&gt;h2&lt;/artifactId&gt;</w:t>
       </w:r>
     </w:p>
     <w:p>
@@ -723,60 +422,15 @@
         <w:ind w:left="720"/>
       </w:pPr>
       <w:r>
-        <w:t xml:space="preserve">                </w:t>
-      </w:r>
-      <w:proofErr w:type="gramStart"/>
-      <w:r>
-        <w:t>&lt;</w:t>
-      </w:r>
-      <w:proofErr w:type="spellStart"/>
-      <w:r>
-        <w:t>groupId</w:t>
-      </w:r>
-      <w:proofErr w:type="spellEnd"/>
-      <w:r>
-        <w:t>&gt;</w:t>
-      </w:r>
-      <w:proofErr w:type="spellStart"/>
-      <w:r>
-        <w:t>org.springframework.boot</w:t>
-      </w:r>
-      <w:proofErr w:type="spellEnd"/>
-      <w:proofErr w:type="gramEnd"/>
-      <w:r>
-        <w:t>&lt;/</w:t>
-      </w:r>
-      <w:proofErr w:type="spellStart"/>
-      <w:r>
-        <w:t>groupId</w:t>
-      </w:r>
-      <w:proofErr w:type="spellEnd"/>
-      <w:r>
-        <w:t>&gt;</w:t>
-      </w:r>
-    </w:p>
-    <w:p>
-      <w:pPr>
-        <w:ind w:left="720"/>
-      </w:pPr>
-      <w:r>
-        <w:t xml:space="preserve">                &lt;</w:t>
-      </w:r>
-      <w:proofErr w:type="spellStart"/>
-      <w:r>
-        <w:t>artifactId</w:t>
-      </w:r>
-      <w:proofErr w:type="spellEnd"/>
-      <w:r>
-        <w:t>&gt;spring-boot-maven-plugin&lt;/</w:t>
-      </w:r>
-      <w:proofErr w:type="spellStart"/>
-      <w:r>
-        <w:t>artifactId</w:t>
-      </w:r>
-      <w:proofErr w:type="spellEnd"/>
-      <w:r>
-        <w:t>&gt;</w:t>
+        <w:t xml:space="preserve">                &lt;groupId&gt;org.springframework.boot&lt;/groupId&gt;</w:t>
+      </w:r>
+    </w:p>
+    <w:p>
+      <w:pPr>
+        <w:ind w:left="720"/>
+      </w:pPr>
+      <w:r>
+        <w:t xml:space="preserve">                &lt;artifactId&gt;spring-boot-maven-plugin&lt;/artifactId&gt;</w:t>
       </w:r>
     </w:p>
     <w:p>
@@ -833,38 +487,20 @@
         <w:ind w:left="720"/>
       </w:pPr>
       <w:r>
-        <w:t>package com.</w:t>
-      </w:r>
-      <w:proofErr w:type="gramStart"/>
-      <w:r>
-        <w:t>example.skill8.model</w:t>
-      </w:r>
-      <w:proofErr w:type="gramEnd"/>
-      <w:r>
-        <w:t>;</w:t>
-      </w:r>
-    </w:p>
-    <w:p>
-      <w:pPr>
-        <w:ind w:left="720"/>
-      </w:pPr>
-    </w:p>
-    <w:p>
-      <w:pPr>
-        <w:ind w:left="720"/>
-      </w:pPr>
-      <w:r>
-        <w:t xml:space="preserve">import </w:t>
-      </w:r>
-      <w:proofErr w:type="spellStart"/>
-      <w:proofErr w:type="gramStart"/>
-      <w:r>
-        <w:t>jakarta.persistence</w:t>
-      </w:r>
-      <w:proofErr w:type="spellEnd"/>
-      <w:proofErr w:type="gramEnd"/>
-      <w:r>
-        <w:t>.*;</w:t>
+        <w:t>package com.example.skill8.model;</w:t>
+      </w:r>
+    </w:p>
+    <w:p>
+      <w:pPr>
+        <w:ind w:left="720"/>
+      </w:pPr>
+    </w:p>
+    <w:p>
+      <w:pPr>
+        <w:ind w:left="720"/>
+      </w:pPr>
+      <w:r>
+        <w:t>import jakarta.persistence.*;</w:t>
       </w:r>
     </w:p>
     <w:p>
@@ -901,39 +537,15 @@
         <w:ind w:left="720"/>
       </w:pPr>
       <w:r>
-        <w:t xml:space="preserve">    @</w:t>
-      </w:r>
-      <w:proofErr w:type="gramStart"/>
-      <w:r>
-        <w:t>GeneratedValue(</w:t>
-      </w:r>
-      <w:proofErr w:type="gramEnd"/>
-      <w:r>
-        <w:t xml:space="preserve">strategy = </w:t>
-      </w:r>
-      <w:proofErr w:type="spellStart"/>
-      <w:r>
-        <w:t>GenerationType.IDENTITY</w:t>
-      </w:r>
-      <w:proofErr w:type="spellEnd"/>
-      <w:r>
-        <w:t>)</w:t>
-      </w:r>
-    </w:p>
-    <w:p>
-      <w:pPr>
-        <w:ind w:left="720"/>
-      </w:pPr>
-      <w:r>
-        <w:t xml:space="preserve">    private </w:t>
-      </w:r>
-      <w:proofErr w:type="gramStart"/>
-      <w:r>
-        <w:t>Long</w:t>
-      </w:r>
-      <w:proofErr w:type="gramEnd"/>
-      <w:r>
-        <w:t xml:space="preserve"> id;</w:t>
+        <w:t xml:space="preserve">    @GeneratedValue(strategy = GenerationType.IDENTITY)</w:t>
+      </w:r>
+    </w:p>
+    <w:p>
+      <w:pPr>
+        <w:ind w:left="720"/>
+      </w:pPr>
+      <w:r>
+        <w:t xml:space="preserve">    private Long id;</w:t>
       </w:r>
     </w:p>
     <w:p>
@@ -970,31 +582,15 @@
         <w:ind w:left="720"/>
       </w:pPr>
       <w:r>
-        <w:t xml:space="preserve">    public </w:t>
-      </w:r>
-      <w:proofErr w:type="gramStart"/>
-      <w:r>
-        <w:t>Product(</w:t>
-      </w:r>
-      <w:proofErr w:type="gramEnd"/>
-      <w:r>
-        <w:t>) {}</w:t>
-      </w:r>
-    </w:p>
-    <w:p>
-      <w:pPr>
-        <w:ind w:left="720"/>
-      </w:pPr>
-      <w:r>
-        <w:t xml:space="preserve">    public </w:t>
-      </w:r>
-      <w:proofErr w:type="gramStart"/>
-      <w:r>
-        <w:t>Product(</w:t>
-      </w:r>
-      <w:proofErr w:type="gramEnd"/>
-      <w:r>
-        <w:t>String name, String category, double price) {</w:t>
+        <w:t xml:space="preserve">    public Product() {}</w:t>
+      </w:r>
+    </w:p>
+    <w:p>
+      <w:pPr>
+        <w:ind w:left="720"/>
+      </w:pPr>
+      <w:r>
+        <w:t xml:space="preserve">    public Product(String name, String category, double price) {</w:t>
       </w:r>
     </w:p>
     <w:p>
@@ -1010,43 +606,22 @@
         <w:ind w:left="720"/>
       </w:pPr>
       <w:r>
-        <w:t xml:space="preserve">        </w:t>
-      </w:r>
-      <w:proofErr w:type="spellStart"/>
-      <w:proofErr w:type="gramStart"/>
-      <w:r>
-        <w:t>this.category</w:t>
-      </w:r>
-      <w:proofErr w:type="spellEnd"/>
-      <w:proofErr w:type="gramEnd"/>
-      <w:r>
-        <w:t xml:space="preserve"> = category;</w:t>
-      </w:r>
-    </w:p>
-    <w:p>
-      <w:pPr>
-        <w:ind w:left="720"/>
-      </w:pPr>
-      <w:r>
-        <w:t xml:space="preserve">        </w:t>
-      </w:r>
-      <w:proofErr w:type="spellStart"/>
-      <w:proofErr w:type="gramStart"/>
-      <w:r>
-        <w:t>this.price</w:t>
-      </w:r>
-      <w:proofErr w:type="spellEnd"/>
-      <w:proofErr w:type="gramEnd"/>
-      <w:r>
-        <w:t xml:space="preserve"> = price;</w:t>
-      </w:r>
-    </w:p>
-    <w:p>
-      <w:pPr>
-        <w:ind w:left="720"/>
-      </w:pPr>
-      <w:r>
-        <w:lastRenderedPageBreak/>
+        <w:t xml:space="preserve">        this.category = category;</w:t>
+      </w:r>
+    </w:p>
+    <w:p>
+      <w:pPr>
+        <w:ind w:left="720"/>
+      </w:pPr>
+      <w:r>
+        <w:t xml:space="preserve">        this.price = price;</w:t>
+      </w:r>
+    </w:p>
+    <w:p>
+      <w:pPr>
+        <w:ind w:left="720"/>
+      </w:pPr>
+      <w:r>
         <w:t xml:space="preserve">    }</w:t>
       </w:r>
     </w:p>
@@ -1055,254 +630,56 @@
         <w:ind w:left="720"/>
       </w:pPr>
       <w:r>
-        <w:t xml:space="preserve">    public Long </w:t>
-      </w:r>
-      <w:proofErr w:type="spellStart"/>
-      <w:proofErr w:type="gramStart"/>
-      <w:r>
-        <w:t>getId</w:t>
-      </w:r>
-      <w:proofErr w:type="spellEnd"/>
-      <w:r>
-        <w:t>(</w:t>
-      </w:r>
-      <w:proofErr w:type="gramEnd"/>
-      <w:r>
-        <w:t xml:space="preserve">) </w:t>
-      </w:r>
-      <w:proofErr w:type="gramStart"/>
-      <w:r>
-        <w:t>{ return</w:t>
-      </w:r>
-      <w:proofErr w:type="gramEnd"/>
-      <w:r>
-        <w:t xml:space="preserve"> id</w:t>
-      </w:r>
-      <w:proofErr w:type="gramStart"/>
-      <w:r>
-        <w:t>; }</w:t>
-      </w:r>
-      <w:proofErr w:type="gramEnd"/>
-    </w:p>
-    <w:p>
-      <w:pPr>
-        <w:ind w:left="720"/>
-      </w:pPr>
-      <w:r>
-        <w:t xml:space="preserve">    public String </w:t>
-      </w:r>
-      <w:proofErr w:type="spellStart"/>
-      <w:proofErr w:type="gramStart"/>
-      <w:r>
-        <w:t>getName</w:t>
-      </w:r>
-      <w:proofErr w:type="spellEnd"/>
-      <w:r>
-        <w:t>(</w:t>
-      </w:r>
-      <w:proofErr w:type="gramEnd"/>
-      <w:r>
-        <w:t xml:space="preserve">) </w:t>
-      </w:r>
-      <w:proofErr w:type="gramStart"/>
-      <w:r>
-        <w:t>{ return</w:t>
-      </w:r>
-      <w:proofErr w:type="gramEnd"/>
-      <w:r>
-        <w:t xml:space="preserve"> name</w:t>
-      </w:r>
-      <w:proofErr w:type="gramStart"/>
-      <w:r>
-        <w:t>; }</w:t>
-      </w:r>
-      <w:proofErr w:type="gramEnd"/>
-    </w:p>
-    <w:p>
-      <w:pPr>
-        <w:ind w:left="720"/>
-      </w:pPr>
-      <w:r>
-        <w:t xml:space="preserve">    public void </w:t>
-      </w:r>
-      <w:proofErr w:type="spellStart"/>
-      <w:proofErr w:type="gramStart"/>
-      <w:r>
-        <w:t>setName</w:t>
-      </w:r>
-      <w:proofErr w:type="spellEnd"/>
-      <w:r>
-        <w:t>(</w:t>
-      </w:r>
-      <w:proofErr w:type="gramEnd"/>
-      <w:r>
-        <w:t xml:space="preserve">String name) </w:t>
-      </w:r>
-      <w:proofErr w:type="gramStart"/>
-      <w:r>
-        <w:t>{ this.name</w:t>
-      </w:r>
-      <w:proofErr w:type="gramEnd"/>
-      <w:r>
-        <w:t xml:space="preserve"> = name</w:t>
-      </w:r>
-      <w:proofErr w:type="gramStart"/>
-      <w:r>
-        <w:t>; }</w:t>
-      </w:r>
-      <w:proofErr w:type="gramEnd"/>
-    </w:p>
-    <w:p>
-      <w:pPr>
-        <w:ind w:left="720"/>
-      </w:pPr>
-      <w:r>
-        <w:t xml:space="preserve">    public String </w:t>
-      </w:r>
-      <w:proofErr w:type="spellStart"/>
-      <w:proofErr w:type="gramStart"/>
-      <w:r>
-        <w:t>getCategory</w:t>
-      </w:r>
-      <w:proofErr w:type="spellEnd"/>
-      <w:r>
-        <w:t>(</w:t>
-      </w:r>
-      <w:proofErr w:type="gramEnd"/>
-      <w:r>
-        <w:t xml:space="preserve">) </w:t>
-      </w:r>
-      <w:proofErr w:type="gramStart"/>
-      <w:r>
-        <w:t>{ return</w:t>
-      </w:r>
-      <w:proofErr w:type="gramEnd"/>
-      <w:r>
-        <w:t xml:space="preserve"> category</w:t>
-      </w:r>
-      <w:proofErr w:type="gramStart"/>
-      <w:r>
-        <w:t>; }</w:t>
-      </w:r>
-      <w:proofErr w:type="gramEnd"/>
-    </w:p>
-    <w:p>
-      <w:pPr>
-        <w:ind w:left="720"/>
-      </w:pPr>
-      <w:r>
-        <w:t xml:space="preserve">    public void </w:t>
-      </w:r>
-      <w:proofErr w:type="spellStart"/>
-      <w:proofErr w:type="gramStart"/>
-      <w:r>
-        <w:t>setCategory</w:t>
-      </w:r>
-      <w:proofErr w:type="spellEnd"/>
-      <w:r>
-        <w:t>(</w:t>
-      </w:r>
-      <w:proofErr w:type="gramEnd"/>
-      <w:r>
-        <w:t xml:space="preserve">String category) </w:t>
-      </w:r>
-      <w:proofErr w:type="gramStart"/>
-      <w:r>
-        <w:t xml:space="preserve">{ </w:t>
-      </w:r>
-      <w:proofErr w:type="spellStart"/>
-      <w:r>
-        <w:t>this</w:t>
-      </w:r>
-      <w:proofErr w:type="gramEnd"/>
-      <w:r>
-        <w:t>.category</w:t>
-      </w:r>
-      <w:proofErr w:type="spellEnd"/>
-      <w:r>
-        <w:t xml:space="preserve"> = category</w:t>
-      </w:r>
-      <w:proofErr w:type="gramStart"/>
-      <w:r>
-        <w:t>; }</w:t>
-      </w:r>
-      <w:proofErr w:type="gramEnd"/>
-    </w:p>
-    <w:p>
-      <w:pPr>
-        <w:ind w:left="720"/>
-      </w:pPr>
-      <w:r>
-        <w:t xml:space="preserve">    public double </w:t>
-      </w:r>
-      <w:proofErr w:type="spellStart"/>
-      <w:proofErr w:type="gramStart"/>
-      <w:r>
-        <w:t>getPrice</w:t>
-      </w:r>
-      <w:proofErr w:type="spellEnd"/>
-      <w:r>
-        <w:t>(</w:t>
-      </w:r>
-      <w:proofErr w:type="gramEnd"/>
-      <w:r>
-        <w:t xml:space="preserve">) </w:t>
-      </w:r>
-      <w:proofErr w:type="gramStart"/>
-      <w:r>
-        <w:t>{ return</w:t>
-      </w:r>
-      <w:proofErr w:type="gramEnd"/>
-      <w:r>
-        <w:t xml:space="preserve"> price</w:t>
-      </w:r>
-      <w:proofErr w:type="gramStart"/>
-      <w:r>
-        <w:t>; }</w:t>
-      </w:r>
-      <w:proofErr w:type="gramEnd"/>
-    </w:p>
-    <w:p>
-      <w:pPr>
-        <w:ind w:left="720"/>
-      </w:pPr>
-      <w:r>
-        <w:t xml:space="preserve">    public void </w:t>
-      </w:r>
-      <w:proofErr w:type="spellStart"/>
-      <w:proofErr w:type="gramStart"/>
-      <w:r>
-        <w:t>setPrice</w:t>
-      </w:r>
-      <w:proofErr w:type="spellEnd"/>
-      <w:r>
-        <w:t>(</w:t>
-      </w:r>
-      <w:proofErr w:type="gramEnd"/>
-      <w:r>
-        <w:t xml:space="preserve">double price) </w:t>
-      </w:r>
-      <w:proofErr w:type="gramStart"/>
-      <w:r>
-        <w:t xml:space="preserve">{ </w:t>
-      </w:r>
-      <w:proofErr w:type="spellStart"/>
-      <w:r>
-        <w:t>this</w:t>
-      </w:r>
-      <w:proofErr w:type="gramEnd"/>
-      <w:r>
-        <w:t>.price</w:t>
-      </w:r>
-      <w:proofErr w:type="spellEnd"/>
-      <w:r>
-        <w:t xml:space="preserve"> = price</w:t>
-      </w:r>
-      <w:proofErr w:type="gramStart"/>
-      <w:r>
-        <w:t>; }</w:t>
-      </w:r>
-      <w:proofErr w:type="gramEnd"/>
+        <w:t xml:space="preserve">    public Long getId() { return id; }</w:t>
+      </w:r>
+    </w:p>
+    <w:p>
+      <w:pPr>
+        <w:ind w:left="720"/>
+      </w:pPr>
+      <w:r>
+        <w:t xml:space="preserve">    public String getName() { return name; }</w:t>
+      </w:r>
+    </w:p>
+    <w:p>
+      <w:pPr>
+        <w:ind w:left="720"/>
+      </w:pPr>
+      <w:r>
+        <w:t xml:space="preserve">    public void setName(String name) { this.name = name; }</w:t>
+      </w:r>
+    </w:p>
+    <w:p>
+      <w:pPr>
+        <w:ind w:left="720"/>
+      </w:pPr>
+      <w:r>
+        <w:t xml:space="preserve">    public String getCategory() { return category; }</w:t>
+      </w:r>
+    </w:p>
+    <w:p>
+      <w:pPr>
+        <w:ind w:left="720"/>
+      </w:pPr>
+      <w:r>
+        <w:t xml:space="preserve">    public void setCategory(String category) { this.category = category; }</w:t>
+      </w:r>
+    </w:p>
+    <w:p>
+      <w:pPr>
+        <w:ind w:left="720"/>
+      </w:pPr>
+      <w:r>
+        <w:t xml:space="preserve">    public double getPrice() { return price; }</w:t>
+      </w:r>
+    </w:p>
+    <w:p>
+      <w:pPr>
+        <w:ind w:left="720"/>
+      </w:pPr>
+      <w:r>
+        <w:t xml:space="preserve">    public void setPrice(double price) { this.price = price; }</w:t>
+      </w:r>
     </w:p>
     <w:p>
       <w:pPr>
@@ -1334,342 +711,137 @@
         <w:ind w:left="720"/>
       </w:pPr>
       <w:r>
-        <w:t>package com.</w:t>
-      </w:r>
-      <w:proofErr w:type="gramStart"/>
-      <w:r>
-        <w:t>example.skill8.repository</w:t>
-      </w:r>
-      <w:proofErr w:type="gramEnd"/>
-      <w:r>
-        <w:t>;</w:t>
-      </w:r>
-    </w:p>
-    <w:p>
-      <w:pPr>
-        <w:ind w:left="720"/>
-      </w:pPr>
-    </w:p>
-    <w:p>
-      <w:pPr>
-        <w:ind w:left="720"/>
-      </w:pPr>
-      <w:r>
-        <w:t>import com.</w:t>
-      </w:r>
-      <w:proofErr w:type="gramStart"/>
-      <w:r>
-        <w:t>example.skill8.model</w:t>
-      </w:r>
-      <w:proofErr w:type="gramEnd"/>
-      <w:r>
-        <w:t>.Product;</w:t>
-      </w:r>
-    </w:p>
-    <w:p>
-      <w:pPr>
-        <w:ind w:left="720"/>
-      </w:pPr>
-      <w:r>
-        <w:t xml:space="preserve">import </w:t>
-      </w:r>
-      <w:proofErr w:type="spellStart"/>
-      <w:proofErr w:type="gramStart"/>
-      <w:r>
-        <w:t>org.springframework.data.jpa.repository</w:t>
-      </w:r>
-      <w:proofErr w:type="gramEnd"/>
-      <w:r>
-        <w:t>.JpaRepository</w:t>
-      </w:r>
-      <w:proofErr w:type="spellEnd"/>
-      <w:r>
-        <w:t>;</w:t>
-      </w:r>
-    </w:p>
-    <w:p>
-      <w:pPr>
-        <w:ind w:left="720"/>
-      </w:pPr>
-      <w:r>
-        <w:t xml:space="preserve">import </w:t>
-      </w:r>
-      <w:proofErr w:type="spellStart"/>
-      <w:proofErr w:type="gramStart"/>
-      <w:r>
-        <w:t>org.springframework.data.jpa.repository</w:t>
-      </w:r>
-      <w:proofErr w:type="gramEnd"/>
-      <w:r>
-        <w:t>.Query</w:t>
-      </w:r>
-      <w:proofErr w:type="spellEnd"/>
-      <w:r>
-        <w:t>;</w:t>
-      </w:r>
-    </w:p>
-    <w:p>
-      <w:pPr>
-        <w:ind w:left="720"/>
-      </w:pPr>
-      <w:r>
-        <w:t xml:space="preserve">import </w:t>
-      </w:r>
-      <w:proofErr w:type="spellStart"/>
-      <w:proofErr w:type="gramStart"/>
-      <w:r>
-        <w:t>java.util</w:t>
-      </w:r>
-      <w:proofErr w:type="gramEnd"/>
-      <w:r>
-        <w:t>.List</w:t>
-      </w:r>
-      <w:proofErr w:type="spellEnd"/>
-      <w:r>
-        <w:t>;</w:t>
-      </w:r>
-    </w:p>
-    <w:p>
-      <w:pPr>
-        <w:ind w:left="720"/>
-      </w:pPr>
-    </w:p>
-    <w:p>
-      <w:pPr>
-        <w:ind w:left="720"/>
-      </w:pPr>
-      <w:r>
-        <w:t xml:space="preserve">public interface </w:t>
-      </w:r>
-      <w:proofErr w:type="spellStart"/>
-      <w:r>
-        <w:t>ProductRepository</w:t>
-      </w:r>
-      <w:proofErr w:type="spellEnd"/>
-      <w:r>
-        <w:t xml:space="preserve"> extends </w:t>
-      </w:r>
-      <w:proofErr w:type="spellStart"/>
-      <w:r>
-        <w:t>JpaRepository</w:t>
-      </w:r>
-      <w:proofErr w:type="spellEnd"/>
-      <w:r>
-        <w:t>&lt;Product, Long&gt; {</w:t>
-      </w:r>
-    </w:p>
-    <w:p>
-      <w:pPr>
-        <w:ind w:left="720"/>
-      </w:pPr>
-      <w:r>
-        <w:t xml:space="preserve">    List&lt;Product&gt; </w:t>
-      </w:r>
-      <w:proofErr w:type="spellStart"/>
-      <w:proofErr w:type="gramStart"/>
-      <w:r>
-        <w:t>findByCategory</w:t>
-      </w:r>
-      <w:proofErr w:type="spellEnd"/>
-      <w:r>
-        <w:t>(</w:t>
-      </w:r>
-      <w:proofErr w:type="gramEnd"/>
-      <w:r>
-        <w:t>String category);</w:t>
-      </w:r>
-    </w:p>
-    <w:p>
-      <w:pPr>
-        <w:ind w:left="720"/>
-      </w:pPr>
-      <w:r>
-        <w:t xml:space="preserve">    List&lt;Product&gt; </w:t>
-      </w:r>
-      <w:proofErr w:type="spellStart"/>
-      <w:proofErr w:type="gramStart"/>
-      <w:r>
-        <w:t>findByPriceBetween</w:t>
-      </w:r>
-      <w:proofErr w:type="spellEnd"/>
-      <w:r>
-        <w:t>(</w:t>
-      </w:r>
-      <w:proofErr w:type="gramEnd"/>
-      <w:r>
-        <w:t>double min, double max);</w:t>
-      </w:r>
-    </w:p>
-    <w:p>
-      <w:pPr>
-        <w:ind w:left="720"/>
-      </w:pPr>
-    </w:p>
-    <w:p>
-      <w:pPr>
-        <w:ind w:left="720"/>
-      </w:pPr>
-      <w:r>
-        <w:t xml:space="preserve">    @</w:t>
-      </w:r>
-      <w:proofErr w:type="gramStart"/>
-      <w:r>
-        <w:t>Query(</w:t>
-      </w:r>
-      <w:proofErr w:type="gramEnd"/>
-      <w:r>
-        <w:t xml:space="preserve">"SELECT p FROM Product p ORDER BY </w:t>
-      </w:r>
-      <w:proofErr w:type="spellStart"/>
-      <w:proofErr w:type="gramStart"/>
-      <w:r>
-        <w:t>p.price</w:t>
-      </w:r>
-      <w:proofErr w:type="spellEnd"/>
-      <w:proofErr w:type="gramEnd"/>
-      <w:r>
-        <w:t xml:space="preserve"> ASC")</w:t>
-      </w:r>
-    </w:p>
-    <w:p>
-      <w:pPr>
-        <w:ind w:left="720"/>
-      </w:pPr>
-      <w:r>
-        <w:t xml:space="preserve">    List&lt;Product&gt; </w:t>
-      </w:r>
-      <w:proofErr w:type="spellStart"/>
-      <w:proofErr w:type="gramStart"/>
-      <w:r>
-        <w:t>findAllSortedByPrice</w:t>
-      </w:r>
-      <w:proofErr w:type="spellEnd"/>
-      <w:r>
-        <w:t>(</w:t>
-      </w:r>
-      <w:proofErr w:type="gramEnd"/>
-      <w:r>
-        <w:t>);</w:t>
-      </w:r>
-    </w:p>
-    <w:p>
-      <w:pPr>
-        <w:ind w:left="720"/>
-      </w:pPr>
-    </w:p>
-    <w:p>
-      <w:pPr>
-        <w:ind w:left="720"/>
-      </w:pPr>
-      <w:r>
-        <w:t xml:space="preserve">    @</w:t>
-      </w:r>
-      <w:proofErr w:type="gramStart"/>
-      <w:r>
-        <w:t>Query(</w:t>
-      </w:r>
-      <w:proofErr w:type="gramEnd"/>
-      <w:r>
-        <w:t xml:space="preserve">"SELECT p FROM Product p WHERE </w:t>
-      </w:r>
-      <w:proofErr w:type="spellStart"/>
-      <w:proofErr w:type="gramStart"/>
-      <w:r>
-        <w:t>p.price</w:t>
-      </w:r>
-      <w:proofErr w:type="spellEnd"/>
-      <w:proofErr w:type="gramEnd"/>
-      <w:r>
-        <w:t xml:space="preserve"> </w:t>
-      </w:r>
-      <w:proofErr w:type="gramStart"/>
-      <w:r>
-        <w:t>&gt; :price</w:t>
-      </w:r>
-      <w:proofErr w:type="gramEnd"/>
-      <w:r>
-        <w:t>")</w:t>
-      </w:r>
-    </w:p>
-    <w:p>
-      <w:pPr>
-        <w:ind w:left="720"/>
-      </w:pPr>
-      <w:r>
-        <w:t xml:space="preserve">    List&lt;Product&gt; </w:t>
-      </w:r>
-      <w:proofErr w:type="spellStart"/>
-      <w:proofErr w:type="gramStart"/>
-      <w:r>
-        <w:t>findExpensiveProducts</w:t>
-      </w:r>
-      <w:proofErr w:type="spellEnd"/>
-      <w:r>
-        <w:t>(</w:t>
-      </w:r>
-      <w:proofErr w:type="gramEnd"/>
-      <w:r>
-        <w:t>double price);</w:t>
-      </w:r>
-    </w:p>
-    <w:p>
-      <w:pPr>
-        <w:ind w:left="720"/>
-      </w:pPr>
-    </w:p>
-    <w:p>
-      <w:pPr>
-        <w:ind w:left="720"/>
-      </w:pPr>
-      <w:r>
-        <w:t xml:space="preserve">    @</w:t>
-      </w:r>
-      <w:proofErr w:type="gramStart"/>
-      <w:r>
-        <w:t>Query(</w:t>
-      </w:r>
-      <w:proofErr w:type="gramEnd"/>
-      <w:r>
-        <w:t xml:space="preserve">"SELECT p FROM Product p WHERE </w:t>
-      </w:r>
-      <w:proofErr w:type="spellStart"/>
-      <w:proofErr w:type="gramStart"/>
-      <w:r>
-        <w:t>p.category</w:t>
-      </w:r>
-      <w:proofErr w:type="spellEnd"/>
-      <w:proofErr w:type="gramEnd"/>
-      <w:r>
-        <w:t xml:space="preserve"> </w:t>
-      </w:r>
-      <w:proofErr w:type="gramStart"/>
-      <w:r>
-        <w:t>= :category</w:t>
-      </w:r>
-      <w:proofErr w:type="gramEnd"/>
-      <w:r>
-        <w:t>")</w:t>
-      </w:r>
-    </w:p>
-    <w:p>
-      <w:pPr>
-        <w:ind w:left="720"/>
-      </w:pPr>
-      <w:r>
-        <w:t xml:space="preserve">    List&lt;Product&gt; </w:t>
-      </w:r>
-      <w:proofErr w:type="spellStart"/>
-      <w:proofErr w:type="gramStart"/>
-      <w:r>
-        <w:t>findProductsByCategoryJPQL</w:t>
-      </w:r>
-      <w:proofErr w:type="spellEnd"/>
-      <w:r>
-        <w:t>(</w:t>
-      </w:r>
-      <w:proofErr w:type="gramEnd"/>
-      <w:r>
-        <w:t>String category);</w:t>
+        <w:t>package com.example.skill8.repository;</w:t>
+      </w:r>
+    </w:p>
+    <w:p>
+      <w:pPr>
+        <w:ind w:left="720"/>
+      </w:pPr>
+    </w:p>
+    <w:p>
+      <w:pPr>
+        <w:ind w:left="720"/>
+      </w:pPr>
+      <w:r>
+        <w:t>import com.example.skill8.model.Product;</w:t>
+      </w:r>
+    </w:p>
+    <w:p>
+      <w:pPr>
+        <w:ind w:left="720"/>
+      </w:pPr>
+      <w:r>
+        <w:t>import org.springframework.data.jpa.repository.JpaRepository;</w:t>
+      </w:r>
+    </w:p>
+    <w:p>
+      <w:pPr>
+        <w:ind w:left="720"/>
+      </w:pPr>
+      <w:r>
+        <w:t>import org.springframework.data.jpa.repository.Query;</w:t>
+      </w:r>
+    </w:p>
+    <w:p>
+      <w:pPr>
+        <w:ind w:left="720"/>
+      </w:pPr>
+      <w:r>
+        <w:t>import java.util.List;</w:t>
+      </w:r>
+    </w:p>
+    <w:p>
+      <w:pPr>
+        <w:ind w:left="720"/>
+      </w:pPr>
+    </w:p>
+    <w:p>
+      <w:pPr>
+        <w:ind w:left="720"/>
+      </w:pPr>
+      <w:r>
+        <w:t>public interface ProductRepository extends JpaRepository&lt;Product, Long&gt; {</w:t>
+      </w:r>
+    </w:p>
+    <w:p>
+      <w:pPr>
+        <w:ind w:left="720"/>
+      </w:pPr>
+      <w:r>
+        <w:t xml:space="preserve">    List&lt;Product&gt; findByCategory(String category);</w:t>
+      </w:r>
+    </w:p>
+    <w:p>
+      <w:pPr>
+        <w:ind w:left="720"/>
+      </w:pPr>
+      <w:r>
+        <w:t xml:space="preserve">    List&lt;Product&gt; findByPriceBetween(double min, double max);</w:t>
+      </w:r>
+    </w:p>
+    <w:p>
+      <w:pPr>
+        <w:ind w:left="720"/>
+      </w:pPr>
+    </w:p>
+    <w:p>
+      <w:pPr>
+        <w:ind w:left="720"/>
+      </w:pPr>
+      <w:r>
+        <w:t xml:space="preserve">    @Query("SELECT p FROM Product p ORDER BY p.price ASC")</w:t>
+      </w:r>
+    </w:p>
+    <w:p>
+      <w:pPr>
+        <w:ind w:left="720"/>
+      </w:pPr>
+      <w:r>
+        <w:t xml:space="preserve">    List&lt;Product&gt; findAllSortedByPrice();</w:t>
+      </w:r>
+    </w:p>
+    <w:p>
+      <w:pPr>
+        <w:ind w:left="720"/>
+      </w:pPr>
+    </w:p>
+    <w:p>
+      <w:pPr>
+        <w:ind w:left="720"/>
+      </w:pPr>
+      <w:r>
+        <w:t xml:space="preserve">    @Query("SELECT p FROM Product p WHERE p.price &gt; :price")</w:t>
+      </w:r>
+    </w:p>
+    <w:p>
+      <w:pPr>
+        <w:ind w:left="720"/>
+      </w:pPr>
+      <w:r>
+        <w:t xml:space="preserve">    List&lt;Product&gt; findExpensiveProducts(double price);</w:t>
+      </w:r>
+    </w:p>
+    <w:p>
+      <w:pPr>
+        <w:ind w:left="720"/>
+      </w:pPr>
+    </w:p>
+    <w:p>
+      <w:pPr>
+        <w:ind w:left="720"/>
+      </w:pPr>
+      <w:r>
+        <w:lastRenderedPageBreak/>
+        <w:t xml:space="preserve">    @Query("SELECT p FROM Product p WHERE p.category = :category")</w:t>
+      </w:r>
+    </w:p>
+    <w:p>
+      <w:pPr>
+        <w:ind w:left="720"/>
+      </w:pPr>
+      <w:r>
+        <w:t xml:space="preserve">    List&lt;Product&gt; findProductsByCategoryJPQL(String category);</w:t>
       </w:r>
     </w:p>
     <w:p>
@@ -1696,52 +868,210 @@
         <w:ind w:left="720"/>
       </w:pPr>
       <w:r>
-        <w:t>package com.</w:t>
-      </w:r>
-      <w:proofErr w:type="gramStart"/>
-      <w:r>
-        <w:t>example.skill8.service</w:t>
-      </w:r>
-      <w:proofErr w:type="gramEnd"/>
-      <w:r>
-        <w:t>;</w:t>
-      </w:r>
-    </w:p>
-    <w:p>
-      <w:pPr>
-        <w:ind w:left="720"/>
-      </w:pPr>
-    </w:p>
-    <w:p>
-      <w:pPr>
-        <w:ind w:left="720"/>
-      </w:pPr>
-      <w:r>
-        <w:t>import com.</w:t>
-      </w:r>
-      <w:proofErr w:type="gramStart"/>
-      <w:r>
-        <w:t>example.skill8.model</w:t>
-      </w:r>
-      <w:proofErr w:type="gramEnd"/>
-      <w:r>
-        <w:t>.Product;</w:t>
-      </w:r>
-    </w:p>
-    <w:p>
-      <w:pPr>
-        <w:ind w:left="720"/>
-      </w:pPr>
-      <w:r>
-        <w:t>import com.</w:t>
-      </w:r>
-      <w:proofErr w:type="gramStart"/>
-      <w:r>
-        <w:t>example.skill8.repository</w:t>
-      </w:r>
-      <w:proofErr w:type="gramEnd"/>
-      <w:r>
-        <w:t>.ProductRepository;</w:t>
+        <w:t>package com.example.skill8.service;</w:t>
+      </w:r>
+    </w:p>
+    <w:p>
+      <w:pPr>
+        <w:ind w:left="720"/>
+      </w:pPr>
+    </w:p>
+    <w:p>
+      <w:pPr>
+        <w:ind w:left="720"/>
+      </w:pPr>
+      <w:r>
+        <w:t>import com.example.skill8.model.Product;</w:t>
+      </w:r>
+    </w:p>
+    <w:p>
+      <w:pPr>
+        <w:ind w:left="720"/>
+      </w:pPr>
+      <w:r>
+        <w:t>import com.example.skill8.repository.ProductRepository;</w:t>
+      </w:r>
+    </w:p>
+    <w:p>
+      <w:pPr>
+        <w:ind w:left="720"/>
+      </w:pPr>
+      <w:r>
+        <w:t>import org.springframework.stereotype.Service;</w:t>
+      </w:r>
+    </w:p>
+    <w:p>
+      <w:pPr>
+        <w:ind w:left="720"/>
+      </w:pPr>
+      <w:r>
+        <w:t>import java.util.List;</w:t>
+      </w:r>
+    </w:p>
+    <w:p>
+      <w:pPr>
+        <w:ind w:left="720"/>
+      </w:pPr>
+    </w:p>
+    <w:p>
+      <w:pPr>
+        <w:ind w:left="720"/>
+      </w:pPr>
+      <w:r>
+        <w:t>@Service</w:t>
+      </w:r>
+    </w:p>
+    <w:p>
+      <w:pPr>
+        <w:ind w:left="720"/>
+      </w:pPr>
+      <w:r>
+        <w:t>public class ProductService {</w:t>
+      </w:r>
+    </w:p>
+    <w:p>
+      <w:pPr>
+        <w:ind w:left="720"/>
+      </w:pPr>
+      <w:r>
+        <w:t xml:space="preserve">    private final ProductRepository repo;</w:t>
+      </w:r>
+    </w:p>
+    <w:p>
+      <w:pPr>
+        <w:ind w:left="720"/>
+      </w:pPr>
+    </w:p>
+    <w:p>
+      <w:pPr>
+        <w:ind w:left="720"/>
+      </w:pPr>
+      <w:r>
+        <w:t xml:space="preserve">    public ProductService(ProductRepository repo) {</w:t>
+      </w:r>
+    </w:p>
+    <w:p>
+      <w:pPr>
+        <w:ind w:left="720"/>
+      </w:pPr>
+      <w:r>
+        <w:t xml:space="preserve">        this.repo = repo;</w:t>
+      </w:r>
+    </w:p>
+    <w:p>
+      <w:pPr>
+        <w:ind w:left="720"/>
+      </w:pPr>
+      <w:r>
+        <w:t xml:space="preserve">    }</w:t>
+      </w:r>
+    </w:p>
+    <w:p>
+      <w:pPr>
+        <w:ind w:left="720"/>
+      </w:pPr>
+    </w:p>
+    <w:p>
+      <w:pPr>
+        <w:ind w:left="720"/>
+      </w:pPr>
+      <w:r>
+        <w:t xml:space="preserve">    public List&lt;Product&gt; getByCategory(String category) {</w:t>
+      </w:r>
+    </w:p>
+    <w:p>
+      <w:pPr>
+        <w:ind w:left="720"/>
+      </w:pPr>
+      <w:r>
+        <w:t xml:space="preserve">        return repo.findByCategory(category);</w:t>
+      </w:r>
+    </w:p>
+    <w:p>
+      <w:pPr>
+        <w:ind w:left="720"/>
+      </w:pPr>
+      <w:r>
+        <w:t xml:space="preserve">    }</w:t>
+      </w:r>
+    </w:p>
+    <w:p>
+      <w:pPr>
+        <w:ind w:left="720"/>
+      </w:pPr>
+    </w:p>
+    <w:p>
+      <w:pPr>
+        <w:ind w:left="720"/>
+      </w:pPr>
+      <w:r>
+        <w:t xml:space="preserve">    public List&lt;Product&gt; getByPriceRange(double min, double max) {</w:t>
+      </w:r>
+    </w:p>
+    <w:p>
+      <w:pPr>
+        <w:ind w:left="720"/>
+      </w:pPr>
+      <w:r>
+        <w:t xml:space="preserve">        return repo.findByPriceBetween(min, max);</w:t>
+      </w:r>
+    </w:p>
+    <w:p>
+      <w:pPr>
+        <w:ind w:left="720"/>
+      </w:pPr>
+      <w:r>
+        <w:t xml:space="preserve">    }</w:t>
+      </w:r>
+    </w:p>
+    <w:p>
+      <w:pPr>
+        <w:ind w:left="720"/>
+      </w:pPr>
+    </w:p>
+    <w:p>
+      <w:pPr>
+        <w:ind w:left="720"/>
+      </w:pPr>
+      <w:r>
+        <w:t xml:space="preserve">    public List&lt;Product&gt; getSortedByPrice() {</w:t>
+      </w:r>
+    </w:p>
+    <w:p>
+      <w:pPr>
+        <w:ind w:left="720"/>
+      </w:pPr>
+      <w:r>
+        <w:t xml:space="preserve">        return repo.findAllSortedByPrice();</w:t>
+      </w:r>
+    </w:p>
+    <w:p>
+      <w:pPr>
+        <w:ind w:left="720"/>
+      </w:pPr>
+      <w:r>
+        <w:t xml:space="preserve">    }</w:t>
+      </w:r>
+    </w:p>
+    <w:p>
+      <w:pPr>
+        <w:ind w:left="720"/>
+      </w:pPr>
+    </w:p>
+    <w:p>
+      <w:pPr>
+        <w:ind w:left="720"/>
+      </w:pPr>
+      <w:r>
+        <w:t xml:space="preserve">    public List&lt;Product&gt; getExpensive(double price) {</w:t>
+      </w:r>
+    </w:p>
+    <w:p>
+      <w:pPr>
+        <w:ind w:left="720"/>
+      </w:pPr>
+      <w:r>
+        <w:t xml:space="preserve">        return repo.findExpensiveProducts(price);</w:t>
       </w:r>
     </w:p>
     <w:p>
@@ -1750,355 +1080,6 @@
       </w:pPr>
       <w:r>
         <w:lastRenderedPageBreak/>
-        <w:t xml:space="preserve">import </w:t>
-      </w:r>
-      <w:proofErr w:type="spellStart"/>
-      <w:proofErr w:type="gramStart"/>
-      <w:r>
-        <w:t>org.springframework</w:t>
-      </w:r>
-      <w:proofErr w:type="gramEnd"/>
-      <w:r>
-        <w:t>.</w:t>
-      </w:r>
-      <w:proofErr w:type="gramStart"/>
-      <w:r>
-        <w:t>stereotype.Service</w:t>
-      </w:r>
-      <w:proofErr w:type="spellEnd"/>
-      <w:proofErr w:type="gramEnd"/>
-      <w:r>
-        <w:t>;</w:t>
-      </w:r>
-    </w:p>
-    <w:p>
-      <w:pPr>
-        <w:ind w:left="720"/>
-      </w:pPr>
-      <w:r>
-        <w:t xml:space="preserve">import </w:t>
-      </w:r>
-      <w:proofErr w:type="spellStart"/>
-      <w:proofErr w:type="gramStart"/>
-      <w:r>
-        <w:t>java.util</w:t>
-      </w:r>
-      <w:proofErr w:type="gramEnd"/>
-      <w:r>
-        <w:t>.List</w:t>
-      </w:r>
-      <w:proofErr w:type="spellEnd"/>
-      <w:r>
-        <w:t>;</w:t>
-      </w:r>
-    </w:p>
-    <w:p>
-      <w:pPr>
-        <w:ind w:left="720"/>
-      </w:pPr>
-    </w:p>
-    <w:p>
-      <w:pPr>
-        <w:ind w:left="720"/>
-      </w:pPr>
-      <w:r>
-        <w:t>@Service</w:t>
-      </w:r>
-    </w:p>
-    <w:p>
-      <w:pPr>
-        <w:ind w:left="720"/>
-      </w:pPr>
-      <w:r>
-        <w:t xml:space="preserve">public class </w:t>
-      </w:r>
-      <w:proofErr w:type="spellStart"/>
-      <w:r>
-        <w:t>ProductService</w:t>
-      </w:r>
-      <w:proofErr w:type="spellEnd"/>
-      <w:r>
-        <w:t xml:space="preserve"> {</w:t>
-      </w:r>
-    </w:p>
-    <w:p>
-      <w:pPr>
-        <w:ind w:left="720"/>
-      </w:pPr>
-      <w:r>
-        <w:t xml:space="preserve">    private final </w:t>
-      </w:r>
-      <w:proofErr w:type="spellStart"/>
-      <w:r>
-        <w:t>ProductRepository</w:t>
-      </w:r>
-      <w:proofErr w:type="spellEnd"/>
-      <w:r>
-        <w:t xml:space="preserve"> repo;</w:t>
-      </w:r>
-    </w:p>
-    <w:p>
-      <w:pPr>
-        <w:ind w:left="720"/>
-      </w:pPr>
-    </w:p>
-    <w:p>
-      <w:pPr>
-        <w:ind w:left="720"/>
-      </w:pPr>
-      <w:r>
-        <w:t xml:space="preserve">    public </w:t>
-      </w:r>
-      <w:proofErr w:type="spellStart"/>
-      <w:proofErr w:type="gramStart"/>
-      <w:r>
-        <w:t>ProductService</w:t>
-      </w:r>
-      <w:proofErr w:type="spellEnd"/>
-      <w:r>
-        <w:t>(</w:t>
-      </w:r>
-      <w:proofErr w:type="spellStart"/>
-      <w:proofErr w:type="gramEnd"/>
-      <w:r>
-        <w:t>ProductRepository</w:t>
-      </w:r>
-      <w:proofErr w:type="spellEnd"/>
-      <w:r>
-        <w:t xml:space="preserve"> repo) {</w:t>
-      </w:r>
-    </w:p>
-    <w:p>
-      <w:pPr>
-        <w:ind w:left="720"/>
-      </w:pPr>
-      <w:r>
-        <w:t xml:space="preserve">        </w:t>
-      </w:r>
-      <w:proofErr w:type="spellStart"/>
-      <w:proofErr w:type="gramStart"/>
-      <w:r>
-        <w:t>this.repo</w:t>
-      </w:r>
-      <w:proofErr w:type="spellEnd"/>
-      <w:proofErr w:type="gramEnd"/>
-      <w:r>
-        <w:t xml:space="preserve"> = repo;</w:t>
-      </w:r>
-    </w:p>
-    <w:p>
-      <w:pPr>
-        <w:ind w:left="720"/>
-      </w:pPr>
-      <w:r>
-        <w:t xml:space="preserve">    }</w:t>
-      </w:r>
-    </w:p>
-    <w:p>
-      <w:pPr>
-        <w:ind w:left="720"/>
-      </w:pPr>
-    </w:p>
-    <w:p>
-      <w:pPr>
-        <w:ind w:left="720"/>
-      </w:pPr>
-      <w:r>
-        <w:t xml:space="preserve">    public List&lt;Product&gt; </w:t>
-      </w:r>
-      <w:proofErr w:type="spellStart"/>
-      <w:proofErr w:type="gramStart"/>
-      <w:r>
-        <w:t>getByCategory</w:t>
-      </w:r>
-      <w:proofErr w:type="spellEnd"/>
-      <w:r>
-        <w:t>(</w:t>
-      </w:r>
-      <w:proofErr w:type="gramEnd"/>
-      <w:r>
-        <w:t>String category) {</w:t>
-      </w:r>
-    </w:p>
-    <w:p>
-      <w:pPr>
-        <w:ind w:left="720"/>
-      </w:pPr>
-      <w:r>
-        <w:t xml:space="preserve">        return </w:t>
-      </w:r>
-      <w:proofErr w:type="spellStart"/>
-      <w:proofErr w:type="gramStart"/>
-      <w:r>
-        <w:t>repo.findByCategory</w:t>
-      </w:r>
-      <w:proofErr w:type="spellEnd"/>
-      <w:proofErr w:type="gramEnd"/>
-      <w:r>
-        <w:t>(category);</w:t>
-      </w:r>
-    </w:p>
-    <w:p>
-      <w:pPr>
-        <w:ind w:left="720"/>
-      </w:pPr>
-      <w:r>
-        <w:t xml:space="preserve">    }</w:t>
-      </w:r>
-    </w:p>
-    <w:p>
-      <w:pPr>
-        <w:ind w:left="720"/>
-      </w:pPr>
-    </w:p>
-    <w:p>
-      <w:pPr>
-        <w:ind w:left="720"/>
-      </w:pPr>
-      <w:r>
-        <w:t xml:space="preserve">    public List&lt;Product&gt; </w:t>
-      </w:r>
-      <w:proofErr w:type="spellStart"/>
-      <w:proofErr w:type="gramStart"/>
-      <w:r>
-        <w:t>getByPriceRange</w:t>
-      </w:r>
-      <w:proofErr w:type="spellEnd"/>
-      <w:r>
-        <w:t>(</w:t>
-      </w:r>
-      <w:proofErr w:type="gramEnd"/>
-      <w:r>
-        <w:t>double min, double max) {</w:t>
-      </w:r>
-    </w:p>
-    <w:p>
-      <w:pPr>
-        <w:ind w:left="720"/>
-      </w:pPr>
-      <w:r>
-        <w:t xml:space="preserve">        return </w:t>
-      </w:r>
-      <w:proofErr w:type="spellStart"/>
-      <w:proofErr w:type="gramStart"/>
-      <w:r>
-        <w:t>repo.findByPriceBetween</w:t>
-      </w:r>
-      <w:proofErr w:type="spellEnd"/>
-      <w:proofErr w:type="gramEnd"/>
-      <w:r>
-        <w:t>(min, max);</w:t>
-      </w:r>
-    </w:p>
-    <w:p>
-      <w:pPr>
-        <w:ind w:left="720"/>
-      </w:pPr>
-      <w:r>
-        <w:t xml:space="preserve">    }</w:t>
-      </w:r>
-    </w:p>
-    <w:p>
-      <w:pPr>
-        <w:ind w:left="720"/>
-      </w:pPr>
-    </w:p>
-    <w:p>
-      <w:pPr>
-        <w:ind w:left="720"/>
-      </w:pPr>
-      <w:r>
-        <w:t xml:space="preserve">    public List&lt;Product&gt; </w:t>
-      </w:r>
-      <w:proofErr w:type="spellStart"/>
-      <w:proofErr w:type="gramStart"/>
-      <w:r>
-        <w:t>getSortedByPrice</w:t>
-      </w:r>
-      <w:proofErr w:type="spellEnd"/>
-      <w:r>
-        <w:t>(</w:t>
-      </w:r>
-      <w:proofErr w:type="gramEnd"/>
-      <w:r>
-        <w:t>) {</w:t>
-      </w:r>
-    </w:p>
-    <w:p>
-      <w:pPr>
-        <w:ind w:left="720"/>
-      </w:pPr>
-      <w:r>
-        <w:t xml:space="preserve">        return </w:t>
-      </w:r>
-      <w:proofErr w:type="spellStart"/>
-      <w:proofErr w:type="gramStart"/>
-      <w:r>
-        <w:t>repo.findAllSortedByPrice</w:t>
-      </w:r>
-      <w:proofErr w:type="spellEnd"/>
-      <w:proofErr w:type="gramEnd"/>
-      <w:r>
-        <w:t>();</w:t>
-      </w:r>
-    </w:p>
-    <w:p>
-      <w:pPr>
-        <w:ind w:left="720"/>
-      </w:pPr>
-      <w:r>
-        <w:t xml:space="preserve">    }</w:t>
-      </w:r>
-    </w:p>
-    <w:p>
-      <w:pPr>
-        <w:ind w:left="720"/>
-      </w:pPr>
-    </w:p>
-    <w:p>
-      <w:pPr>
-        <w:ind w:left="720"/>
-      </w:pPr>
-      <w:r>
-        <w:t xml:space="preserve">    public List&lt;Product&gt; </w:t>
-      </w:r>
-      <w:proofErr w:type="spellStart"/>
-      <w:proofErr w:type="gramStart"/>
-      <w:r>
-        <w:t>getExpensive</w:t>
-      </w:r>
-      <w:proofErr w:type="spellEnd"/>
-      <w:r>
-        <w:t>(</w:t>
-      </w:r>
-      <w:proofErr w:type="gramEnd"/>
-      <w:r>
-        <w:t>double price) {</w:t>
-      </w:r>
-    </w:p>
-    <w:p>
-      <w:pPr>
-        <w:ind w:left="720"/>
-      </w:pPr>
-      <w:r>
-        <w:t xml:space="preserve">        return </w:t>
-      </w:r>
-      <w:proofErr w:type="spellStart"/>
-      <w:proofErr w:type="gramStart"/>
-      <w:r>
-        <w:t>repo.findExpensiveProducts</w:t>
-      </w:r>
-      <w:proofErr w:type="spellEnd"/>
-      <w:proofErr w:type="gramEnd"/>
-      <w:r>
-        <w:t>(price);</w:t>
-      </w:r>
-    </w:p>
-    <w:p>
-      <w:pPr>
-        <w:ind w:left="720"/>
-      </w:pPr>
-      <w:r>
         <w:t xml:space="preserve">    }</w:t>
       </w:r>
     </w:p>
@@ -2132,102 +1113,44 @@
         <w:ind w:left="720"/>
       </w:pPr>
       <w:r>
-        <w:t>package com.</w:t>
-      </w:r>
-      <w:proofErr w:type="gramStart"/>
-      <w:r>
-        <w:t>example.skill8.controller</w:t>
-      </w:r>
-      <w:proofErr w:type="gramEnd"/>
-      <w:r>
-        <w:t>;</w:t>
-      </w:r>
-    </w:p>
-    <w:p>
-      <w:pPr>
-        <w:ind w:left="720"/>
-      </w:pPr>
-    </w:p>
-    <w:p>
-      <w:pPr>
-        <w:ind w:left="720"/>
-      </w:pPr>
-      <w:r>
-        <w:t>import com.</w:t>
-      </w:r>
-      <w:proofErr w:type="gramStart"/>
-      <w:r>
-        <w:t>example.skill8.model</w:t>
-      </w:r>
-      <w:proofErr w:type="gramEnd"/>
-      <w:r>
-        <w:t>.Product;</w:t>
-      </w:r>
-    </w:p>
-    <w:p>
-      <w:pPr>
-        <w:ind w:left="720"/>
-      </w:pPr>
-      <w:r>
-        <w:t>import com.</w:t>
-      </w:r>
-      <w:proofErr w:type="gramStart"/>
-      <w:r>
-        <w:t>example.skill8.service</w:t>
-      </w:r>
-      <w:proofErr w:type="gramEnd"/>
-      <w:r>
-        <w:t>.ProductService;</w:t>
-      </w:r>
-    </w:p>
-    <w:p>
-      <w:pPr>
-        <w:ind w:left="720"/>
-      </w:pPr>
-      <w:r>
-        <w:t xml:space="preserve">import </w:t>
-      </w:r>
-      <w:proofErr w:type="spellStart"/>
-      <w:proofErr w:type="gramStart"/>
-      <w:r>
-        <w:t>org.springframework.web.bind</w:t>
-      </w:r>
-      <w:proofErr w:type="gramEnd"/>
-      <w:r>
-        <w:t>.</w:t>
-      </w:r>
-      <w:proofErr w:type="gramStart"/>
-      <w:r>
-        <w:t>annotation</w:t>
-      </w:r>
-      <w:proofErr w:type="spellEnd"/>
-      <w:r>
-        <w:t>.*</w:t>
-      </w:r>
-      <w:proofErr w:type="gramEnd"/>
-      <w:r>
-        <w:t>;</w:t>
-      </w:r>
-    </w:p>
-    <w:p>
-      <w:pPr>
-        <w:ind w:left="720"/>
-      </w:pPr>
-      <w:r>
-        <w:t xml:space="preserve">import </w:t>
-      </w:r>
-      <w:proofErr w:type="spellStart"/>
-      <w:proofErr w:type="gramStart"/>
-      <w:r>
-        <w:t>java.util</w:t>
-      </w:r>
-      <w:proofErr w:type="gramEnd"/>
-      <w:r>
-        <w:t>.List</w:t>
-      </w:r>
-      <w:proofErr w:type="spellEnd"/>
-      <w:r>
-        <w:t>;</w:t>
+        <w:t>package com.example.skill8.controller;</w:t>
+      </w:r>
+    </w:p>
+    <w:p>
+      <w:pPr>
+        <w:ind w:left="720"/>
+      </w:pPr>
+    </w:p>
+    <w:p>
+      <w:pPr>
+        <w:ind w:left="720"/>
+      </w:pPr>
+      <w:r>
+        <w:t>import com.example.skill8.model.Product;</w:t>
+      </w:r>
+    </w:p>
+    <w:p>
+      <w:pPr>
+        <w:ind w:left="720"/>
+      </w:pPr>
+      <w:r>
+        <w:t>import com.example.skill8.service.ProductService;</w:t>
+      </w:r>
+    </w:p>
+    <w:p>
+      <w:pPr>
+        <w:ind w:left="720"/>
+      </w:pPr>
+      <w:r>
+        <w:t>import org.springframework.web.bind.annotation.*;</w:t>
+      </w:r>
+    </w:p>
+    <w:p>
+      <w:pPr>
+        <w:ind w:left="720"/>
+      </w:pPr>
+      <w:r>
+        <w:t>import java.util.List;</w:t>
       </w:r>
     </w:p>
     <w:p>
@@ -2248,7 +1171,6 @@
         <w:ind w:left="720"/>
       </w:pPr>
       <w:r>
-        <w:lastRenderedPageBreak/>
         <w:t>@RequestMapping("/products")</w:t>
       </w:r>
     </w:p>
@@ -2257,80 +1179,36 @@
         <w:ind w:left="720"/>
       </w:pPr>
       <w:r>
-        <w:t xml:space="preserve">public class </w:t>
-      </w:r>
-      <w:proofErr w:type="spellStart"/>
-      <w:r>
-        <w:t>ProductController</w:t>
-      </w:r>
-      <w:proofErr w:type="spellEnd"/>
-      <w:r>
-        <w:t xml:space="preserve"> {</w:t>
-      </w:r>
-    </w:p>
-    <w:p>
-      <w:pPr>
-        <w:ind w:left="720"/>
-      </w:pPr>
-      <w:r>
-        <w:t xml:space="preserve">    private final </w:t>
-      </w:r>
-      <w:proofErr w:type="spellStart"/>
-      <w:r>
-        <w:t>ProductService</w:t>
-      </w:r>
-      <w:proofErr w:type="spellEnd"/>
-      <w:r>
-        <w:t xml:space="preserve"> service;</w:t>
-      </w:r>
-    </w:p>
-    <w:p>
-      <w:pPr>
-        <w:ind w:left="720"/>
-      </w:pPr>
-    </w:p>
-    <w:p>
-      <w:pPr>
-        <w:ind w:left="720"/>
-      </w:pPr>
-      <w:r>
-        <w:t xml:space="preserve">    public </w:t>
-      </w:r>
-      <w:proofErr w:type="spellStart"/>
-      <w:proofErr w:type="gramStart"/>
-      <w:r>
-        <w:t>ProductController</w:t>
-      </w:r>
-      <w:proofErr w:type="spellEnd"/>
-      <w:r>
-        <w:t>(</w:t>
-      </w:r>
-      <w:proofErr w:type="spellStart"/>
-      <w:proofErr w:type="gramEnd"/>
-      <w:r>
-        <w:t>ProductService</w:t>
-      </w:r>
-      <w:proofErr w:type="spellEnd"/>
-      <w:r>
-        <w:t xml:space="preserve"> service) {</w:t>
-      </w:r>
-    </w:p>
-    <w:p>
-      <w:pPr>
-        <w:ind w:left="720"/>
-      </w:pPr>
-      <w:r>
-        <w:t xml:space="preserve">        </w:t>
-      </w:r>
-      <w:proofErr w:type="spellStart"/>
-      <w:proofErr w:type="gramStart"/>
-      <w:r>
-        <w:t>this.service</w:t>
-      </w:r>
-      <w:proofErr w:type="spellEnd"/>
-      <w:proofErr w:type="gramEnd"/>
-      <w:r>
-        <w:t xml:space="preserve"> = service;</w:t>
+        <w:t>public class ProductController {</w:t>
+      </w:r>
+    </w:p>
+    <w:p>
+      <w:pPr>
+        <w:ind w:left="720"/>
+      </w:pPr>
+      <w:r>
+        <w:t xml:space="preserve">    private final ProductService service;</w:t>
+      </w:r>
+    </w:p>
+    <w:p>
+      <w:pPr>
+        <w:ind w:left="720"/>
+      </w:pPr>
+    </w:p>
+    <w:p>
+      <w:pPr>
+        <w:ind w:left="720"/>
+      </w:pPr>
+      <w:r>
+        <w:t xml:space="preserve">    public ProductController(ProductService service) {</w:t>
+      </w:r>
+    </w:p>
+    <w:p>
+      <w:pPr>
+        <w:ind w:left="720"/>
+      </w:pPr>
+      <w:r>
+        <w:t xml:space="preserve">        this.service = service;</w:t>
       </w:r>
     </w:p>
     <w:p>
@@ -2359,38 +1237,15 @@
         <w:ind w:left="720"/>
       </w:pPr>
       <w:r>
-        <w:t xml:space="preserve">    public List&lt;Product&gt; </w:t>
-      </w:r>
-      <w:proofErr w:type="spellStart"/>
-      <w:proofErr w:type="gramStart"/>
-      <w:r>
-        <w:t>getByCategory</w:t>
-      </w:r>
-      <w:proofErr w:type="spellEnd"/>
-      <w:r>
-        <w:t>(</w:t>
-      </w:r>
-      <w:proofErr w:type="gramEnd"/>
-      <w:r>
-        <w:t>@PathVariable String category) {</w:t>
-      </w:r>
-    </w:p>
-    <w:p>
-      <w:pPr>
-        <w:ind w:left="720"/>
-      </w:pPr>
-      <w:r>
-        <w:t xml:space="preserve">        return </w:t>
-      </w:r>
-      <w:proofErr w:type="spellStart"/>
-      <w:proofErr w:type="gramStart"/>
-      <w:r>
-        <w:t>service.getByCategory</w:t>
-      </w:r>
-      <w:proofErr w:type="spellEnd"/>
-      <w:proofErr w:type="gramEnd"/>
-      <w:r>
-        <w:t>(category);</w:t>
+        <w:t xml:space="preserve">    public List&lt;Product&gt; getByCategory(@PathVariable String category) {</w:t>
+      </w:r>
+    </w:p>
+    <w:p>
+      <w:pPr>
+        <w:ind w:left="720"/>
+      </w:pPr>
+      <w:r>
+        <w:t xml:space="preserve">        return service.getByCategory(category);</w:t>
       </w:r>
     </w:p>
     <w:p>
@@ -2419,38 +1274,15 @@
         <w:ind w:left="720"/>
       </w:pPr>
       <w:r>
-        <w:t xml:space="preserve">    public List&lt;Product&gt; </w:t>
-      </w:r>
-      <w:proofErr w:type="spellStart"/>
-      <w:proofErr w:type="gramStart"/>
-      <w:r>
-        <w:t>getByPriceRange</w:t>
-      </w:r>
-      <w:proofErr w:type="spellEnd"/>
-      <w:r>
-        <w:t>(</w:t>
-      </w:r>
-      <w:proofErr w:type="gramEnd"/>
-      <w:r>
-        <w:t>@RequestParam double min, @RequestParam double max) {</w:t>
-      </w:r>
-    </w:p>
-    <w:p>
-      <w:pPr>
-        <w:ind w:left="720"/>
-      </w:pPr>
-      <w:r>
-        <w:t xml:space="preserve">        return </w:t>
-      </w:r>
-      <w:proofErr w:type="spellStart"/>
-      <w:proofErr w:type="gramStart"/>
-      <w:r>
-        <w:t>service.getByPriceRange</w:t>
-      </w:r>
-      <w:proofErr w:type="spellEnd"/>
-      <w:proofErr w:type="gramEnd"/>
-      <w:r>
-        <w:t>(min, max);</w:t>
+        <w:t xml:space="preserve">    public List&lt;Product&gt; getByPriceRange(@RequestParam double min, @RequestParam double max) {</w:t>
+      </w:r>
+    </w:p>
+    <w:p>
+      <w:pPr>
+        <w:ind w:left="720"/>
+      </w:pPr>
+      <w:r>
+        <w:t xml:space="preserve">        return service.getByPriceRange(min, max);</w:t>
       </w:r>
     </w:p>
     <w:p>
@@ -2479,38 +1311,15 @@
         <w:ind w:left="720"/>
       </w:pPr>
       <w:r>
-        <w:t xml:space="preserve">    public List&lt;Product&gt; </w:t>
-      </w:r>
-      <w:proofErr w:type="spellStart"/>
-      <w:proofErr w:type="gramStart"/>
-      <w:r>
-        <w:t>getSortedByPrice</w:t>
-      </w:r>
-      <w:proofErr w:type="spellEnd"/>
-      <w:r>
-        <w:t>(</w:t>
-      </w:r>
-      <w:proofErr w:type="gramEnd"/>
-      <w:r>
-        <w:t>) {</w:t>
-      </w:r>
-    </w:p>
-    <w:p>
-      <w:pPr>
-        <w:ind w:left="720"/>
-      </w:pPr>
-      <w:r>
-        <w:t xml:space="preserve">        return </w:t>
-      </w:r>
-      <w:proofErr w:type="spellStart"/>
-      <w:proofErr w:type="gramStart"/>
-      <w:r>
-        <w:t>service.getSortedByPrice</w:t>
-      </w:r>
-      <w:proofErr w:type="spellEnd"/>
-      <w:proofErr w:type="gramEnd"/>
-      <w:r>
-        <w:t>();</w:t>
+        <w:t xml:space="preserve">    public List&lt;Product&gt; getSortedByPrice() {</w:t>
+      </w:r>
+    </w:p>
+    <w:p>
+      <w:pPr>
+        <w:ind w:left="720"/>
+      </w:pPr>
+      <w:r>
+        <w:t xml:space="preserve">        return service.getSortedByPrice();</w:t>
       </w:r>
     </w:p>
     <w:p>
@@ -2539,38 +1348,15 @@
         <w:ind w:left="720"/>
       </w:pPr>
       <w:r>
-        <w:t xml:space="preserve">    public List&lt;Product&gt; </w:t>
-      </w:r>
-      <w:proofErr w:type="spellStart"/>
-      <w:proofErr w:type="gramStart"/>
-      <w:r>
-        <w:t>getExpensive</w:t>
-      </w:r>
-      <w:proofErr w:type="spellEnd"/>
-      <w:r>
-        <w:t>(</w:t>
-      </w:r>
-      <w:proofErr w:type="gramEnd"/>
-      <w:r>
-        <w:t>@PathVariable double price) {</w:t>
-      </w:r>
-    </w:p>
-    <w:p>
-      <w:pPr>
-        <w:ind w:left="720"/>
-      </w:pPr>
-      <w:r>
-        <w:t xml:space="preserve">        return </w:t>
-      </w:r>
-      <w:proofErr w:type="spellStart"/>
-      <w:proofErr w:type="gramStart"/>
-      <w:r>
-        <w:t>service.getExpensive</w:t>
-      </w:r>
-      <w:proofErr w:type="spellEnd"/>
-      <w:proofErr w:type="gramEnd"/>
-      <w:r>
-        <w:t>(price);</w:t>
+        <w:t xml:space="preserve">    public List&lt;Product&gt; getExpensive(@PathVariable double price) {</w:t>
+      </w:r>
+    </w:p>
+    <w:p>
+      <w:pPr>
+        <w:ind w:left="720"/>
+      </w:pPr>
+      <w:r>
+        <w:t xml:space="preserve">        return service.getExpensive(price);</w:t>
       </w:r>
     </w:p>
     <w:p>
@@ -2611,163 +1397,60 @@
         <w:ind w:left="720"/>
       </w:pPr>
       <w:r>
-        <w:t>package com.</w:t>
-      </w:r>
-      <w:proofErr w:type="gramStart"/>
-      <w:r>
-        <w:t>example.skill</w:t>
-      </w:r>
-      <w:proofErr w:type="gramEnd"/>
-      <w:r>
-        <w:t>8;</w:t>
-      </w:r>
-    </w:p>
-    <w:p>
-      <w:pPr>
-        <w:ind w:left="720"/>
-      </w:pPr>
-    </w:p>
-    <w:p>
-      <w:pPr>
-        <w:ind w:left="720"/>
-      </w:pPr>
-      <w:r>
-        <w:t>import com.</w:t>
-      </w:r>
-      <w:proofErr w:type="gramStart"/>
-      <w:r>
-        <w:t>example.skill8.model</w:t>
-      </w:r>
-      <w:proofErr w:type="gramEnd"/>
-      <w:r>
-        <w:t>.Product;</w:t>
-      </w:r>
-    </w:p>
-    <w:p>
-      <w:pPr>
-        <w:ind w:left="720"/>
-      </w:pPr>
-      <w:r>
-        <w:t>import com.</w:t>
-      </w:r>
-      <w:proofErr w:type="gramStart"/>
-      <w:r>
-        <w:t>example.skill8.repository</w:t>
-      </w:r>
-      <w:proofErr w:type="gramEnd"/>
-      <w:r>
-        <w:t>.ProductRepository;</w:t>
-      </w:r>
-    </w:p>
-    <w:p>
-      <w:pPr>
-        <w:ind w:left="720"/>
-      </w:pPr>
-      <w:r>
-        <w:t xml:space="preserve">import </w:t>
-      </w:r>
-      <w:proofErr w:type="spellStart"/>
-      <w:proofErr w:type="gramStart"/>
-      <w:r>
-        <w:t>org.springframework</w:t>
-      </w:r>
-      <w:proofErr w:type="gramEnd"/>
-      <w:r>
-        <w:t>.</w:t>
-      </w:r>
-      <w:proofErr w:type="gramStart"/>
-      <w:r>
-        <w:t>boot.CommandLineRunner</w:t>
-      </w:r>
-      <w:proofErr w:type="spellEnd"/>
-      <w:proofErr w:type="gramEnd"/>
-      <w:r>
-        <w:t>;</w:t>
-      </w:r>
-    </w:p>
-    <w:p>
-      <w:pPr>
-        <w:ind w:left="720"/>
-      </w:pPr>
-      <w:r>
-        <w:t xml:space="preserve">import </w:t>
-      </w:r>
-      <w:proofErr w:type="spellStart"/>
-      <w:proofErr w:type="gramStart"/>
-      <w:r>
-        <w:t>org.springframework</w:t>
-      </w:r>
-      <w:proofErr w:type="gramEnd"/>
-      <w:r>
-        <w:t>.</w:t>
-      </w:r>
-      <w:proofErr w:type="gramStart"/>
-      <w:r>
-        <w:t>boot.SpringApplication</w:t>
-      </w:r>
-      <w:proofErr w:type="spellEnd"/>
-      <w:proofErr w:type="gramEnd"/>
-      <w:r>
-        <w:t>;</w:t>
-      </w:r>
-    </w:p>
-    <w:p>
-      <w:pPr>
-        <w:ind w:left="720"/>
-      </w:pPr>
-      <w:r>
-        <w:t xml:space="preserve">import </w:t>
-      </w:r>
-      <w:proofErr w:type="spellStart"/>
-      <w:proofErr w:type="gramStart"/>
-      <w:r>
-        <w:t>org.springframework</w:t>
-      </w:r>
-      <w:proofErr w:type="gramEnd"/>
-      <w:r>
-        <w:t>.</w:t>
-      </w:r>
-      <w:proofErr w:type="gramStart"/>
-      <w:r>
-        <w:t>boot.autoconfigure</w:t>
-      </w:r>
-      <w:proofErr w:type="gramEnd"/>
-      <w:r>
-        <w:t>.SpringBootApplication</w:t>
-      </w:r>
-      <w:proofErr w:type="spellEnd"/>
-      <w:r>
-        <w:t>;</w:t>
-      </w:r>
-    </w:p>
-    <w:p>
-      <w:pPr>
-        <w:ind w:left="720"/>
-      </w:pPr>
-      <w:r>
-        <w:lastRenderedPageBreak/>
-        <w:t xml:space="preserve">import </w:t>
-      </w:r>
-      <w:proofErr w:type="spellStart"/>
-      <w:proofErr w:type="gramStart"/>
-      <w:r>
-        <w:t>org.springframework</w:t>
-      </w:r>
-      <w:proofErr w:type="gramEnd"/>
-      <w:r>
-        <w:t>.</w:t>
-      </w:r>
-      <w:proofErr w:type="gramStart"/>
-      <w:r>
-        <w:t>context.annotation</w:t>
-      </w:r>
-      <w:proofErr w:type="gramEnd"/>
-      <w:r>
-        <w:t>.Bean</w:t>
-      </w:r>
-      <w:proofErr w:type="spellEnd"/>
-      <w:r>
-        <w:t>;</w:t>
+        <w:t>package com.example.skill8;</w:t>
+      </w:r>
+    </w:p>
+    <w:p>
+      <w:pPr>
+        <w:ind w:left="720"/>
+      </w:pPr>
+    </w:p>
+    <w:p>
+      <w:pPr>
+        <w:ind w:left="720"/>
+      </w:pPr>
+      <w:r>
+        <w:t>import com.example.skill8.model.Product;</w:t>
+      </w:r>
+    </w:p>
+    <w:p>
+      <w:pPr>
+        <w:ind w:left="720"/>
+      </w:pPr>
+      <w:r>
+        <w:t>import com.example.skill8.repository.ProductRepository;</w:t>
+      </w:r>
+    </w:p>
+    <w:p>
+      <w:pPr>
+        <w:ind w:left="720"/>
+      </w:pPr>
+      <w:r>
+        <w:t>import org.springframework.boot.CommandLineRunner;</w:t>
+      </w:r>
+    </w:p>
+    <w:p>
+      <w:pPr>
+        <w:ind w:left="720"/>
+      </w:pPr>
+      <w:r>
+        <w:t>import org.springframework.boot.SpringApplication;</w:t>
+      </w:r>
+    </w:p>
+    <w:p>
+      <w:pPr>
+        <w:ind w:left="720"/>
+      </w:pPr>
+      <w:r>
+        <w:t>import org.springframework.boot.autoconfigure.SpringBootApplication;</w:t>
+      </w:r>
+    </w:p>
+    <w:p>
+      <w:pPr>
+        <w:ind w:left="720"/>
+      </w:pPr>
+      <w:r>
+        <w:t>import org.springframework.context.annotation.Bean;</w:t>
       </w:r>
     </w:p>
     <w:p>
@@ -2796,52 +1479,15 @@
         <w:ind w:left="720"/>
       </w:pPr>
       <w:r>
-        <w:t xml:space="preserve">    public static void </w:t>
-      </w:r>
-      <w:proofErr w:type="gramStart"/>
-      <w:r>
-        <w:t>main(String[</w:t>
-      </w:r>
-      <w:proofErr w:type="gramEnd"/>
-      <w:r>
-        <w:t xml:space="preserve">] </w:t>
-      </w:r>
-      <w:proofErr w:type="spellStart"/>
-      <w:r>
-        <w:t>args</w:t>
-      </w:r>
-      <w:proofErr w:type="spellEnd"/>
-      <w:r>
-        <w:t>) {</w:t>
-      </w:r>
-    </w:p>
-    <w:p>
-      <w:pPr>
-        <w:ind w:left="720"/>
-      </w:pPr>
-      <w:r>
-        <w:t xml:space="preserve">        </w:t>
-      </w:r>
-      <w:proofErr w:type="spellStart"/>
-      <w:proofErr w:type="gramStart"/>
-      <w:r>
-        <w:t>SpringApplication.run</w:t>
-      </w:r>
-      <w:proofErr w:type="spellEnd"/>
-      <w:r>
-        <w:t>(</w:t>
-      </w:r>
-      <w:proofErr w:type="gramEnd"/>
-      <w:r>
-        <w:t xml:space="preserve">Skill8Application.class, </w:t>
-      </w:r>
-      <w:proofErr w:type="spellStart"/>
-      <w:r>
-        <w:t>args</w:t>
-      </w:r>
-      <w:proofErr w:type="spellEnd"/>
-      <w:r>
-        <w:t>);</w:t>
+        <w:t xml:space="preserve">    public static void main(String[] args) {</w:t>
+      </w:r>
+    </w:p>
+    <w:p>
+      <w:pPr>
+        <w:ind w:left="720"/>
+      </w:pPr>
+      <w:r>
+        <w:t xml:space="preserve">        SpringApplication.run(Skill8Application.class, args);</w:t>
       </w:r>
     </w:p>
     <w:p>
@@ -2870,174 +1516,55 @@
         <w:ind w:left="720"/>
       </w:pPr>
       <w:r>
-        <w:t xml:space="preserve">    </w:t>
-      </w:r>
-      <w:proofErr w:type="spellStart"/>
-      <w:r>
-        <w:t>CommandLineRunner</w:t>
-      </w:r>
-      <w:proofErr w:type="spellEnd"/>
-      <w:r>
-        <w:t xml:space="preserve"> </w:t>
-      </w:r>
-      <w:proofErr w:type="gramStart"/>
-      <w:r>
-        <w:t>runner(</w:t>
-      </w:r>
-      <w:proofErr w:type="spellStart"/>
-      <w:proofErr w:type="gramEnd"/>
-      <w:r>
-        <w:t>ProductRepository</w:t>
-      </w:r>
-      <w:proofErr w:type="spellEnd"/>
-      <w:r>
-        <w:t xml:space="preserve"> repo) {</w:t>
-      </w:r>
-    </w:p>
-    <w:p>
-      <w:pPr>
-        <w:ind w:left="720"/>
-      </w:pPr>
-      <w:r>
-        <w:t xml:space="preserve">        return </w:t>
-      </w:r>
-      <w:proofErr w:type="spellStart"/>
-      <w:r>
-        <w:t>args</w:t>
-      </w:r>
-      <w:proofErr w:type="spellEnd"/>
-      <w:r>
-        <w:t xml:space="preserve"> -&gt; {</w:t>
-      </w:r>
-    </w:p>
-    <w:p>
-      <w:pPr>
-        <w:ind w:left="720"/>
-      </w:pPr>
-      <w:r>
-        <w:t xml:space="preserve">            </w:t>
-      </w:r>
-      <w:proofErr w:type="spellStart"/>
-      <w:proofErr w:type="gramStart"/>
-      <w:r>
-        <w:t>repo.save</w:t>
-      </w:r>
-      <w:proofErr w:type="spellEnd"/>
-      <w:proofErr w:type="gramEnd"/>
-      <w:r>
-        <w:t xml:space="preserve">(new </w:t>
-      </w:r>
-      <w:proofErr w:type="gramStart"/>
-      <w:r>
-        <w:t>Product(</w:t>
-      </w:r>
-      <w:proofErr w:type="gramEnd"/>
-      <w:r>
-        <w:t>"Laptop", "Electronics", 65000));</w:t>
-      </w:r>
-    </w:p>
-    <w:p>
-      <w:pPr>
-        <w:ind w:left="720"/>
-      </w:pPr>
-      <w:r>
-        <w:t xml:space="preserve">            </w:t>
-      </w:r>
-      <w:proofErr w:type="spellStart"/>
-      <w:proofErr w:type="gramStart"/>
-      <w:r>
-        <w:t>repo.save</w:t>
-      </w:r>
-      <w:proofErr w:type="spellEnd"/>
-      <w:proofErr w:type="gramEnd"/>
-      <w:r>
-        <w:t xml:space="preserve">(new </w:t>
-      </w:r>
-      <w:proofErr w:type="gramStart"/>
-      <w:r>
-        <w:t>Product(</w:t>
-      </w:r>
-      <w:proofErr w:type="gramEnd"/>
-      <w:r>
-        <w:t>"Phone", "Electronics", 30000));</w:t>
-      </w:r>
-    </w:p>
-    <w:p>
-      <w:pPr>
-        <w:ind w:left="720"/>
-      </w:pPr>
-      <w:r>
-        <w:t xml:space="preserve">            </w:t>
-      </w:r>
-      <w:proofErr w:type="spellStart"/>
-      <w:proofErr w:type="gramStart"/>
-      <w:r>
-        <w:t>repo.save</w:t>
-      </w:r>
-      <w:proofErr w:type="spellEnd"/>
-      <w:proofErr w:type="gramEnd"/>
-      <w:r>
-        <w:t xml:space="preserve">(new </w:t>
-      </w:r>
-      <w:proofErr w:type="gramStart"/>
-      <w:r>
-        <w:t>Product(</w:t>
-      </w:r>
-      <w:proofErr w:type="gramEnd"/>
-      <w:r>
-        <w:t>"Shoes", "Fashion", 2500));</w:t>
-      </w:r>
-    </w:p>
-    <w:p>
-      <w:pPr>
-        <w:ind w:left="720"/>
-      </w:pPr>
-      <w:r>
-        <w:t xml:space="preserve">            </w:t>
-      </w:r>
-      <w:proofErr w:type="spellStart"/>
-      <w:proofErr w:type="gramStart"/>
-      <w:r>
-        <w:t>repo.save</w:t>
-      </w:r>
-      <w:proofErr w:type="spellEnd"/>
-      <w:proofErr w:type="gramEnd"/>
-      <w:r>
-        <w:t xml:space="preserve">(new </w:t>
-      </w:r>
-      <w:proofErr w:type="gramStart"/>
-      <w:r>
-        <w:t>Product(</w:t>
-      </w:r>
-      <w:proofErr w:type="gramEnd"/>
-      <w:r>
-        <w:t>"Watch", "Fashion", 5000));</w:t>
-      </w:r>
-    </w:p>
-    <w:p>
-      <w:pPr>
-        <w:ind w:left="720"/>
-      </w:pPr>
-      <w:r>
-        <w:t xml:space="preserve">            </w:t>
-      </w:r>
-      <w:proofErr w:type="spellStart"/>
-      <w:proofErr w:type="gramStart"/>
-      <w:r>
-        <w:t>repo.save</w:t>
-      </w:r>
-      <w:proofErr w:type="spellEnd"/>
-      <w:proofErr w:type="gramEnd"/>
-      <w:r>
-        <w:t xml:space="preserve">(new </w:t>
-      </w:r>
-      <w:proofErr w:type="gramStart"/>
-      <w:r>
-        <w:t>Product(</w:t>
-      </w:r>
-      <w:proofErr w:type="gramEnd"/>
-      <w:r>
-        <w:t>"TV", "Electronics", 45000));</w:t>
+        <w:t xml:space="preserve">    CommandLineRunner runner(ProductRepository repo) {</w:t>
+      </w:r>
+    </w:p>
+    <w:p>
+      <w:pPr>
+        <w:ind w:left="720"/>
+      </w:pPr>
+      <w:r>
+        <w:t xml:space="preserve">        return args -&gt; {</w:t>
+      </w:r>
+    </w:p>
+    <w:p>
+      <w:pPr>
+        <w:ind w:left="720"/>
+      </w:pPr>
+      <w:r>
+        <w:t xml:space="preserve">            repo.save(new Product("Laptop", "Electronics", 65000));</w:t>
+      </w:r>
+    </w:p>
+    <w:p>
+      <w:pPr>
+        <w:ind w:left="720"/>
+      </w:pPr>
+      <w:r>
+        <w:t xml:space="preserve">            repo.save(new Product("Phone", "Electronics", 30000));</w:t>
+      </w:r>
+    </w:p>
+    <w:p>
+      <w:pPr>
+        <w:ind w:left="720"/>
+      </w:pPr>
+      <w:r>
+        <w:t xml:space="preserve">            repo.save(new Product("Shoes", "Fashion", 2500));</w:t>
+      </w:r>
+    </w:p>
+    <w:p>
+      <w:pPr>
+        <w:ind w:left="720"/>
+      </w:pPr>
+      <w:r>
+        <w:t xml:space="preserve">            repo.save(new Product("Watch", "Fashion", 5000));</w:t>
+      </w:r>
+    </w:p>
+    <w:p>
+      <w:pPr>
+        <w:ind w:left="720"/>
+      </w:pPr>
+      <w:r>
+        <w:t xml:space="preserve">            repo.save(new Product("TV", "Electronics", 45000));</w:t>
       </w:r>
     </w:p>
     <w:p>
@@ -3071,8 +1598,6 @@
           <w:szCs w:val="28"/>
         </w:rPr>
       </w:pPr>
-      <w:proofErr w:type="spellStart"/>
-      <w:proofErr w:type="gramStart"/>
       <w:r>
         <w:rPr>
           <w:b/>
@@ -3080,121 +1605,62 @@
           <w:sz w:val="28"/>
           <w:szCs w:val="28"/>
         </w:rPr>
+        <w:lastRenderedPageBreak/>
         <w:t>application.properties</w:t>
       </w:r>
-      <w:proofErr w:type="spellEnd"/>
-      <w:proofErr w:type="gramEnd"/>
-    </w:p>
-    <w:p>
-      <w:pPr>
-        <w:ind w:left="720"/>
-      </w:pPr>
-      <w:proofErr w:type="spellStart"/>
-      <w:proofErr w:type="gramStart"/>
-      <w:r>
-        <w:t>server.port</w:t>
-      </w:r>
-      <w:proofErr w:type="spellEnd"/>
-      <w:proofErr w:type="gramEnd"/>
-      <w:r>
-        <w:t>=8083</w:t>
-      </w:r>
-    </w:p>
-    <w:p>
-      <w:pPr>
-        <w:ind w:left="720"/>
-      </w:pPr>
-      <w:r>
-        <w:t>spring.datasource.url=jdbc:h</w:t>
-      </w:r>
-      <w:proofErr w:type="gramStart"/>
-      <w:r>
-        <w:t>2:mem</w:t>
-      </w:r>
-      <w:proofErr w:type="gramEnd"/>
-      <w:r>
-        <w:t>:testdb</w:t>
-      </w:r>
-    </w:p>
-    <w:p>
-      <w:pPr>
-        <w:ind w:left="720"/>
-      </w:pPr>
-      <w:proofErr w:type="spellStart"/>
-      <w:proofErr w:type="gramStart"/>
-      <w:r>
-        <w:t>spring.datasource</w:t>
-      </w:r>
-      <w:proofErr w:type="gramEnd"/>
-      <w:r>
-        <w:t>.driverClassName</w:t>
-      </w:r>
-      <w:proofErr w:type="spellEnd"/>
-      <w:r>
-        <w:t>=org.h</w:t>
-      </w:r>
-      <w:proofErr w:type="gramStart"/>
-      <w:r>
-        <w:t>2.Driver</w:t>
-      </w:r>
-      <w:proofErr w:type="gramEnd"/>
-    </w:p>
-    <w:p>
-      <w:pPr>
-        <w:ind w:left="720"/>
-      </w:pPr>
-      <w:proofErr w:type="spellStart"/>
-      <w:proofErr w:type="gramStart"/>
-      <w:r>
-        <w:t>spring.jpa.database</w:t>
-      </w:r>
-      <w:proofErr w:type="spellEnd"/>
-      <w:proofErr w:type="gramEnd"/>
-      <w:r>
-        <w:t>-platform=</w:t>
-      </w:r>
-      <w:proofErr w:type="gramStart"/>
-      <w:r>
-        <w:t>org.hibernate</w:t>
-      </w:r>
-      <w:proofErr w:type="gramEnd"/>
-      <w:r>
-        <w:t>.dialect.H2Dialect</w:t>
-      </w:r>
-    </w:p>
-    <w:p>
-      <w:pPr>
-        <w:ind w:left="720"/>
-      </w:pPr>
-      <w:r>
-        <w:t>spring.h</w:t>
-      </w:r>
-      <w:proofErr w:type="gramStart"/>
-      <w:r>
-        <w:t>2.console</w:t>
-      </w:r>
-      <w:proofErr w:type="gramEnd"/>
-      <w:r>
-        <w:t>.enabled=true</w:t>
-      </w:r>
-    </w:p>
-    <w:p>
-      <w:pPr>
-        <w:ind w:left="720"/>
-      </w:pPr>
-      <w:proofErr w:type="spellStart"/>
-      <w:r>
-        <w:t>spring.jpa.hibernate.ddl</w:t>
-      </w:r>
-      <w:proofErr w:type="spellEnd"/>
-      <w:r>
-        <w:t>-auto=create</w:t>
+    </w:p>
+    <w:p>
+      <w:pPr>
+        <w:ind w:left="720"/>
+      </w:pPr>
+      <w:r>
+        <w:t>server.port=8083</w:t>
+      </w:r>
+    </w:p>
+    <w:p>
+      <w:pPr>
+        <w:ind w:left="720"/>
+      </w:pPr>
+      <w:r>
+        <w:t>spring.datasource.url=jdbc:h2:mem:testdb</w:t>
+      </w:r>
+    </w:p>
+    <w:p>
+      <w:pPr>
+        <w:ind w:left="720"/>
+      </w:pPr>
+      <w:r>
+        <w:t>spring.datasource.driverClassName=org.h2.Driver</w:t>
+      </w:r>
+    </w:p>
+    <w:p>
+      <w:pPr>
+        <w:ind w:left="720"/>
+      </w:pPr>
+      <w:r>
+        <w:t>spring.jpa.database-platform=org.hibernate.dialect.H2Dialect</w:t>
+      </w:r>
+    </w:p>
+    <w:p>
+      <w:pPr>
+        <w:ind w:left="720"/>
+      </w:pPr>
+      <w:r>
+        <w:t>spring.h2.console.enabled=true</w:t>
+      </w:r>
+    </w:p>
+    <w:p>
+      <w:pPr>
+        <w:ind w:left="720"/>
+      </w:pPr>
+      <w:r>
+        <w:t>spring.jpa.hibernate.ddl-auto=create</w:t>
       </w:r>
     </w:p>
     <w:p>
       <w:r>
         <w:pict w14:anchorId="63A3FC36">
-          <v:rect id="_x0000_i1063" style="width:0;height:1.5pt" o:hralign="center" o:hrstd="t" o:hr="t" fillcolor="#a0a0a0" stroked="f"/>
+          <v:rect id="_x0000_i1027" style="width:0;height:1.5pt" o:hralign="center" o:hrstd="t" o:hr="t" fillcolor="#a0a0a0" stroked="f"/>
         </w:pict>
       </w:r>
     </w:p>
@@ -3223,13 +1689,8 @@
       <w:pPr>
         <w:ind w:left="720"/>
       </w:pPr>
-      <w:proofErr w:type="spellStart"/>
-      <w:r>
-        <w:t>mvn</w:t>
-      </w:r>
-      <w:proofErr w:type="spellEnd"/>
-      <w:r>
-        <w:t xml:space="preserve"> clean install</w:t>
+      <w:r>
+        <w:t>mvn clean install</w:t>
       </w:r>
     </w:p>
     <w:p>
@@ -3257,29 +1718,14 @@
       <w:pPr>
         <w:ind w:left="720"/>
       </w:pPr>
-      <w:proofErr w:type="spellStart"/>
-      <w:r>
-        <w:t>mvn</w:t>
-      </w:r>
-      <w:proofErr w:type="spellEnd"/>
-      <w:r>
-        <w:t xml:space="preserve"> </w:t>
-      </w:r>
-      <w:proofErr w:type="spellStart"/>
-      <w:r>
-        <w:t>spring-</w:t>
-      </w:r>
-      <w:proofErr w:type="gramStart"/>
-      <w:r>
-        <w:t>boot:run</w:t>
-      </w:r>
-      <w:proofErr w:type="spellEnd"/>
-      <w:proofErr w:type="gramEnd"/>
+      <w:r>
+        <w:t>mvn spring-boot:run</w:t>
+      </w:r>
     </w:p>
     <w:p>
       <w:r>
         <w:pict w14:anchorId="250F9343">
-          <v:rect id="_x0000_i1064" style="width:0;height:1.5pt" o:hralign="center" o:hrstd="t" o:hr="t" fillcolor="#a0a0a0" stroked="f"/>
+          <v:rect id="_x0000_i1028" style="width:0;height:1.5pt" o:hralign="center" o:hrstd="t" o:hr="t" fillcolor="#a0a0a0" stroked="f"/>
         </w:pict>
       </w:r>
     </w:p>
@@ -3325,16 +1771,7 @@
         </w:numPr>
       </w:pPr>
       <w:r>
-        <w:lastRenderedPageBreak/>
-        <w:t>GET /products/</w:t>
-      </w:r>
-      <w:proofErr w:type="spellStart"/>
-      <w:r>
-        <w:t>filter?min</w:t>
-      </w:r>
-      <w:proofErr w:type="spellEnd"/>
-      <w:r>
-        <w:t>=2000&amp;max=50000</w:t>
+        <w:t>GET /products/filter?min=2000&amp;max=50000</w:t>
       </w:r>
       <w:r>
         <w:t> </w:t>
@@ -3380,7 +1817,7 @@
     <w:p>
       <w:r>
         <w:pict w14:anchorId="61913D8A">
-          <v:rect id="_x0000_i1065" style="width:0;height:1.5pt" o:hralign="center" o:hrstd="t" o:hr="t" fillcolor="#a0a0a0" stroked="f"/>
+          <v:rect id="_x0000_i1029" style="width:0;height:1.5pt" o:hralign="center" o:hrstd="t" o:hr="t" fillcolor="#a0a0a0" stroked="f"/>
         </w:pict>
       </w:r>
     </w:p>
@@ -3452,15 +1889,8 @@
           <w:numId w:val="11"/>
         </w:numPr>
       </w:pPr>
-      <w:proofErr w:type="spellStart"/>
-      <w:proofErr w:type="gramStart"/>
-      <w:r>
-        <w:t>application.properties</w:t>
-      </w:r>
-      <w:proofErr w:type="spellEnd"/>
-      <w:proofErr w:type="gramEnd"/>
-      <w:r>
-        <w:t xml:space="preserve"> for H2 and custom port.</w:t>
+      <w:r>
+        <w:t>application.properties for H2 and custom port.</w:t>
       </w:r>
     </w:p>
     <w:p>
@@ -3488,7 +1918,7 @@
     <w:p>
       <w:r>
         <w:pict w14:anchorId="1BF2CCEC">
-          <v:rect id="_x0000_i1066" style="width:0;height:1.5pt" o:hralign="center" o:hrstd="t" o:hr="t" fillcolor="#a0a0a0" stroked="f"/>
+          <v:rect id="_x0000_i1030" style="width:0;height:1.5pt" o:hralign="center" o:hrstd="t" o:hr="t" fillcolor="#a0a0a0" stroked="f"/>
         </w:pict>
       </w:r>
     </w:p>
@@ -3531,6 +1961,7 @@
         </w:numPr>
       </w:pPr>
       <w:r>
+        <w:lastRenderedPageBreak/>
         <w:t>H2 console available for DB inspection.</w:t>
       </w:r>
     </w:p>
@@ -3579,7 +2010,7 @@
                     <pic:cNvPicPr/>
                   </pic:nvPicPr>
                   <pic:blipFill>
-                    <a:blip r:embed="rId6">
+                    <a:blip r:embed="rId8">
                       <a:extLst>
                         <a:ext uri="{28A0092B-C50C-407E-A947-70E740481C1C}">
                           <a14:useLocalDpi xmlns:a14="http://schemas.microsoft.com/office/drawing/2010/main" val="0"/>
@@ -3614,7 +2045,6 @@
           <w:sz w:val="36"/>
           <w:szCs w:val="36"/>
         </w:rPr>
-        <w:lastRenderedPageBreak/>
         <w:drawing>
           <wp:inline distT="0" distB="0" distL="0" distR="0" wp14:anchorId="1F412932" wp14:editId="7678AE72">
             <wp:extent cx="7200900" cy="3604260"/>
@@ -3631,7 +2061,7 @@
                     <pic:cNvPicPr/>
                   </pic:nvPicPr>
                   <pic:blipFill>
-                    <a:blip r:embed="rId7">
+                    <a:blip r:embed="rId9">
                       <a:extLst>
                         <a:ext uri="{28A0092B-C50C-407E-A947-70E740481C1C}">
                           <a14:useLocalDpi xmlns:a14="http://schemas.microsoft.com/office/drawing/2010/main" val="0"/>
@@ -3666,6 +2096,7 @@
           <w:sz w:val="36"/>
           <w:szCs w:val="36"/>
         </w:rPr>
+        <w:lastRenderedPageBreak/>
         <w:drawing>
           <wp:inline distT="0" distB="0" distL="0" distR="0" wp14:anchorId="2B41733E" wp14:editId="0EC945A0">
             <wp:extent cx="7200900" cy="3526790"/>
@@ -3682,7 +2113,7 @@
                     <pic:cNvPicPr/>
                   </pic:nvPicPr>
                   <pic:blipFill>
-                    <a:blip r:embed="rId8">
+                    <a:blip r:embed="rId10">
                       <a:extLst>
                         <a:ext uri="{28A0092B-C50C-407E-A947-70E740481C1C}">
                           <a14:useLocalDpi xmlns:a14="http://schemas.microsoft.com/office/drawing/2010/main" val="0"/>
@@ -3717,7 +2148,6 @@
           <w:sz w:val="36"/>
           <w:szCs w:val="36"/>
         </w:rPr>
-        <w:lastRenderedPageBreak/>
         <w:drawing>
           <wp:inline distT="0" distB="0" distL="0" distR="0" wp14:anchorId="5C928ECC" wp14:editId="1B5306A2">
             <wp:extent cx="7200900" cy="3237865"/>
@@ -3734,7 +2164,7 @@
                     <pic:cNvPicPr/>
                   </pic:nvPicPr>
                   <pic:blipFill>
-                    <a:blip r:embed="rId9">
+                    <a:blip r:embed="rId11">
                       <a:extLst>
                         <a:ext uri="{28A0092B-C50C-407E-A947-70E740481C1C}">
                           <a14:useLocalDpi xmlns:a14="http://schemas.microsoft.com/office/drawing/2010/main" val="0"/>
@@ -3769,6 +2199,7 @@
           <w:sz w:val="36"/>
           <w:szCs w:val="36"/>
         </w:rPr>
+        <w:lastRenderedPageBreak/>
         <w:drawing>
           <wp:inline distT="0" distB="0" distL="0" distR="0" wp14:anchorId="5A3C0763" wp14:editId="5B323284">
             <wp:extent cx="7200900" cy="4632960"/>
@@ -3785,7 +2216,7 @@
                     <pic:cNvPicPr/>
                   </pic:nvPicPr>
                   <pic:blipFill>
-                    <a:blip r:embed="rId10">
+                    <a:blip r:embed="rId12">
                       <a:extLst>
                         <a:ext uri="{28A0092B-C50C-407E-A947-70E740481C1C}">
                           <a14:useLocalDpi xmlns:a14="http://schemas.microsoft.com/office/drawing/2010/main" val="0"/>
@@ -3837,7 +2268,7 @@
                     <pic:cNvPicPr/>
                   </pic:nvPicPr>
                   <pic:blipFill>
-                    <a:blip r:embed="rId11">
+                    <a:blip r:embed="rId13">
                       <a:extLst>
                         <a:ext uri="{28A0092B-C50C-407E-A947-70E740481C1C}">
                           <a14:useLocalDpi xmlns:a14="http://schemas.microsoft.com/office/drawing/2010/main" val="0"/>
@@ -3864,7 +2295,110 @@
         </w:drawing>
       </w:r>
     </w:p>
+    <w:p>
+      <w:pPr>
+        <w:rPr>
+          <w:b/>
+          <w:bCs/>
+          <w:color w:val="C00000"/>
+          <w:sz w:val="36"/>
+          <w:szCs w:val="36"/>
+        </w:rPr>
+      </w:pPr>
+      <w:r>
+        <w:rPr>
+          <w:b/>
+          <w:bCs/>
+          <w:color w:val="C00000"/>
+          <w:sz w:val="36"/>
+          <w:szCs w:val="36"/>
+        </w:rPr>
+        <w:lastRenderedPageBreak/>
+        <w:t>GitHub Repository Link</w:t>
+      </w:r>
+    </w:p>
+    <w:p>
+      <w:pPr>
+        <w:rPr>
+          <w:b/>
+          <w:bCs/>
+          <w:color w:val="C00000"/>
+          <w:sz w:val="36"/>
+          <w:szCs w:val="36"/>
+        </w:rPr>
+      </w:pPr>
+      <w:r>
+        <w:rPr>
+          <w:b/>
+          <w:bCs/>
+          <w:color w:val="C00000"/>
+          <w:sz w:val="36"/>
+          <w:szCs w:val="36"/>
+        </w:rPr>
+        <w:t>The complete source code for this experiment is available in the following GitHub repository:</w:t>
+      </w:r>
+    </w:p>
+    <w:p>
+      <w:pPr>
+        <w:rPr>
+          <w:b/>
+          <w:bCs/>
+          <w:color w:val="C00000"/>
+          <w:sz w:val="36"/>
+          <w:szCs w:val="36"/>
+        </w:rPr>
+      </w:pPr>
+      <w:r>
+        <w:rPr>
+          <w:b/>
+          <w:bCs/>
+          <w:color w:val="C00000"/>
+          <w:sz w:val="36"/>
+          <w:szCs w:val="36"/>
+        </w:rPr>
+        <w:t>Repository:</w:t>
+      </w:r>
+      <w:r>
+        <w:rPr>
+          <w:b/>
+          <w:bCs/>
+          <w:color w:val="C00000"/>
+          <w:sz w:val="36"/>
+          <w:szCs w:val="36"/>
+        </w:rPr>
+        <w:br/>
+      </w:r>
+      <w:hyperlink r:id="rId14" w:tgtFrame="_new" w:history="1">
+        <w:r>
+          <w:rPr>
+            <w:rStyle w:val="Hyperlink"/>
+            <w:b/>
+            <w:bCs/>
+            <w:sz w:val="36"/>
+            <w:szCs w:val="36"/>
+          </w:rPr>
+          <w:t>https://github.com/Hareesh-Reddy-9126/2400090155_FSAD_SKILL_11.git</w:t>
+        </w:r>
+      </w:hyperlink>
+    </w:p>
+    <w:p>
+      <w:pPr>
+        <w:rPr>
+          <w:b/>
+          <w:bCs/>
+          <w:color w:val="C00000"/>
+          <w:sz w:val="36"/>
+          <w:szCs w:val="36"/>
+        </w:rPr>
+      </w:pPr>
+    </w:p>
     <w:sectPr>
+      <w:headerReference w:type="even" r:id="rId15"/>
+      <w:headerReference w:type="default" r:id="rId16"/>
+      <w:footerReference w:type="even" r:id="rId17"/>
+      <w:footerReference w:type="default" r:id="rId18"/>
+      <w:headerReference w:type="first" r:id="rId19"/>
+      <w:footerReference w:type="first" r:id="rId20"/>
       <w:pgSz w:w="11906" w:h="16838"/>
       <w:pgMar w:top="284" w:right="282" w:bottom="284" w:left="284" w:header="708" w:footer="708" w:gutter="0"/>
       <w:cols w:space="708"/>
@@ -3872,6 +2406,116 @@
     </w:sectPr>
   </w:body>
 </w:document>
+</file>
+
+<file path=word/endnotes.xml><?xml version="1.0" encoding="utf-8"?>
+<w:endnotes xmlns:wpc="http://schemas.microsoft.com/office/word/2010/wordprocessingCanvas" xmlns:cx="http://schemas.microsoft.com/office/drawing/2014/chartex" xmlns:cx1="http://schemas.microsoft.com/office/drawing/2015/9/8/chartex" xmlns:cx2="http://schemas.microsoft.com/office/drawing/2015/10/21/chartex" xmlns:cx3="http://schemas.microsoft.com/office/drawing/2016/5/9/chartex" xmlns:cx4="http://schemas.microsoft.com/office/drawing/2016/5/10/chartex" xmlns:cx5="http://schemas.microsoft.com/office/drawing/2016/5/11/chartex" xmlns:cx6="http://schemas.microsoft.com/office/drawing/2016/5/12/chartex" xmlns:cx7="http://schemas.microsoft.com/office/drawing/2016/5/13/chartex" xmlns:cx8="http://schemas.microsoft.com/office/drawing/2016/5/14/chartex" xmlns:mc="http://schemas.openxmlformats.org/markup-compatibility/2006" xmlns:aink="http://schemas.microsoft.com/office/drawing/2016/ink" xmlns:am3d="http://schemas.microsoft.com/office/drawing/2017/model3d" xmlns:o="urn:schemas-microsoft-com:office:office" xmlns:oel="http://schemas.microsoft.com/office/2019/extlst" xmlns:r="http://schemas.openxmlformats.org/officeDocument/2006/relationships" xmlns:m="http://schemas.openxmlformats.org/officeDocument/2006/math" xmlns:v="urn:schemas-microsoft-com:vml" xmlns:wp14="http://schemas.microsoft.com/office/word/2010/wordprocessingDrawing" xmlns:wp="http://schemas.openxmlformats.org/drawingml/2006/wordprocessingDrawing" xmlns:w10="urn:schemas-microsoft-com:office:word" xmlns:w="http://schemas.openxmlformats.org/wordprocessingml/2006/main" xmlns:w14="http://schemas.microsoft.com/office/word/2010/wordml" xmlns:w15="http://schemas.microsoft.com/office/word/2012/wordml" xmlns:w16cex="http://schemas.microsoft.com/office/word/2018/wordml/cex" xmlns:w16cid="http://schemas.microsoft.com/office/word/2016/wordml/cid" xmlns:w16="http://schemas.microsoft.com/office/word/2018/wordml" xmlns:w16du="http://schemas.microsoft.com/office/word/2023/wordml/word16du" xmlns:w16sdtdh="http://schemas.microsoft.com/office/word/2020/wordml/sdtdatahash" xmlns:w16sdtfl="http://schemas.microsoft.com/office/word/2024/wordml/sdtformatlock" xmlns:w16se="http://schemas.microsoft.com/office/word/2015/wordml/symex" xmlns:wpg="http://schemas.microsoft.com/office/word/2010/wordprocessingGroup" xmlns:wpi="http://schemas.microsoft.com/office/word/2010/wordprocessingInk" xmlns:wne="http://schemas.microsoft.com/office/word/2006/wordml" xmlns:wps="http://schemas.microsoft.com/office/word/2010/wordprocessingShape" mc:Ignorable="w14 w15 w16se w16cid w16 w16cex w16sdtdh w16sdtfl w16du wp14">
+  <w:endnote w:type="separator" w:id="-1">
+    <w:p>
+      <w:pPr>
+        <w:spacing w:after="0" w:line="240" w:lineRule="auto"/>
+      </w:pPr>
+      <w:r>
+        <w:separator/>
+      </w:r>
+    </w:p>
+  </w:endnote>
+  <w:endnote w:type="continuationSeparator" w:id="0">
+    <w:p>
+      <w:pPr>
+        <w:spacing w:after="0" w:line="240" w:lineRule="auto"/>
+      </w:pPr>
+      <w:r>
+        <w:continuationSeparator/>
+      </w:r>
+    </w:p>
+  </w:endnote>
+</w:endnotes>
+</file>
+
+<file path=word/footer1.xml><?xml version="1.0" encoding="utf-8"?>
+<w:ftr xmlns:wpc="http://schemas.microsoft.com/office/word/2010/wordprocessingCanvas" xmlns:cx="http://schemas.microsoft.com/office/drawing/2014/chartex" xmlns:cx1="http://schemas.microsoft.com/office/drawing/2015/9/8/chartex" xmlns:cx2="http://schemas.microsoft.com/office/drawing/2015/10/21/chartex" xmlns:cx3="http://schemas.microsoft.com/office/drawing/2016/5/9/chartex" xmlns:cx4="http://schemas.microsoft.com/office/drawing/2016/5/10/chartex" xmlns:cx5="http://schemas.microsoft.com/office/drawing/2016/5/11/chartex" xmlns:cx6="http://schemas.microsoft.com/office/drawing/2016/5/12/chartex" xmlns:cx7="http://schemas.microsoft.com/office/drawing/2016/5/13/chartex" xmlns:cx8="http://schemas.microsoft.com/office/drawing/2016/5/14/chartex" xmlns:mc="http://schemas.openxmlformats.org/markup-compatibility/2006" xmlns:aink="http://schemas.microsoft.com/office/drawing/2016/ink" xmlns:am3d="http://schemas.microsoft.com/office/drawing/2017/model3d" xmlns:o="urn:schemas-microsoft-com:office:office" xmlns:oel="http://schemas.microsoft.com/office/2019/extlst" xmlns:r="http://schemas.openxmlformats.org/officeDocument/2006/relationships" xmlns:m="http://schemas.openxmlformats.org/officeDocument/2006/math" xmlns:v="urn:schemas-microsoft-com:vml" xmlns:wp14="http://schemas.microsoft.com/office/word/2010/wordprocessingDrawing" xmlns:wp="http://schemas.openxmlformats.org/drawingml/2006/wordprocessingDrawing" xmlns:w10="urn:schemas-microsoft-com:office:word" xmlns:w="http://schemas.openxmlformats.org/wordprocessingml/2006/main" xmlns:w14="http://schemas.microsoft.com/office/word/2010/wordml" xmlns:w15="http://schemas.microsoft.com/office/word/2012/wordml" xmlns:w16cex="http://schemas.microsoft.com/office/word/2018/wordml/cex" xmlns:w16cid="http://schemas.microsoft.com/office/word/2016/wordml/cid" xmlns:w16="http://schemas.microsoft.com/office/word/2018/wordml" xmlns:w16du="http://schemas.microsoft.com/office/word/2023/wordml/word16du" xmlns:w16sdtdh="http://schemas.microsoft.com/office/word/2020/wordml/sdtdatahash" xmlns:w16sdtfl="http://schemas.microsoft.com/office/word/2024/wordml/sdtformatlock" xmlns:w16se="http://schemas.microsoft.com/office/word/2015/wordml/symex" xmlns:wpg="http://schemas.microsoft.com/office/word/2010/wordprocessingGroup" xmlns:wpi="http://schemas.microsoft.com/office/word/2010/wordprocessingInk" xmlns:wne="http://schemas.microsoft.com/office/word/2006/wordml" xmlns:wps="http://schemas.microsoft.com/office/word/2010/wordprocessingShape" mc:Ignorable="w14 w15 w16se w16cid w16 w16cex w16sdtdh w16sdtfl w16du wp14">
+  <w:p>
+    <w:pPr>
+      <w:pStyle w:val="Footer"/>
+    </w:pPr>
+  </w:p>
+</w:ftr>
+</file>
+
+<file path=word/footer2.xml><?xml version="1.0" encoding="utf-8"?>
+<w:ftr xmlns:wpc="http://schemas.microsoft.com/office/word/2010/wordprocessingCanvas" xmlns:cx="http://schemas.microsoft.com/office/drawing/2014/chartex" xmlns:cx1="http://schemas.microsoft.com/office/drawing/2015/9/8/chartex" xmlns:cx2="http://schemas.microsoft.com/office/drawing/2015/10/21/chartex" xmlns:cx3="http://schemas.microsoft.com/office/drawing/2016/5/9/chartex" xmlns:cx4="http://schemas.microsoft.com/office/drawing/2016/5/10/chartex" xmlns:cx5="http://schemas.microsoft.com/office/drawing/2016/5/11/chartex" xmlns:cx6="http://schemas.microsoft.com/office/drawing/2016/5/12/chartex" xmlns:cx7="http://schemas.microsoft.com/office/drawing/2016/5/13/chartex" xmlns:cx8="http://schemas.microsoft.com/office/drawing/2016/5/14/chartex" xmlns:mc="http://schemas.openxmlformats.org/markup-compatibility/2006" xmlns:aink="http://schemas.microsoft.com/office/drawing/2016/ink" xmlns:am3d="http://schemas.microsoft.com/office/drawing/2017/model3d" xmlns:o="urn:schemas-microsoft-com:office:office" xmlns:oel="http://schemas.microsoft.com/office/2019/extlst" xmlns:r="http://schemas.openxmlformats.org/officeDocument/2006/relationships" xmlns:m="http://schemas.openxmlformats.org/officeDocument/2006/math" xmlns:v="urn:schemas-microsoft-com:vml" xmlns:wp14="http://schemas.microsoft.com/office/word/2010/wordprocessingDrawing" xmlns:wp="http://schemas.openxmlformats.org/drawingml/2006/wordprocessingDrawing" xmlns:w10="urn:schemas-microsoft-com:office:word" xmlns:w="http://schemas.openxmlformats.org/wordprocessingml/2006/main" xmlns:w14="http://schemas.microsoft.com/office/word/2010/wordml" xmlns:w15="http://schemas.microsoft.com/office/word/2012/wordml" xmlns:w16cex="http://schemas.microsoft.com/office/word/2018/wordml/cex" xmlns:w16cid="http://schemas.microsoft.com/office/word/2016/wordml/cid" xmlns:w16="http://schemas.microsoft.com/office/word/2018/wordml" xmlns:w16du="http://schemas.microsoft.com/office/word/2023/wordml/word16du" xmlns:w16sdtdh="http://schemas.microsoft.com/office/word/2020/wordml/sdtdatahash" xmlns:w16sdtfl="http://schemas.microsoft.com/office/word/2024/wordml/sdtformatlock" xmlns:w16se="http://schemas.microsoft.com/office/word/2015/wordml/symex" xmlns:wpg="http://schemas.microsoft.com/office/word/2010/wordprocessingGroup" xmlns:wpi="http://schemas.microsoft.com/office/word/2010/wordprocessingInk" xmlns:wne="http://schemas.microsoft.com/office/word/2006/wordml" xmlns:wps="http://schemas.microsoft.com/office/word/2010/wordprocessingShape" mc:Ignorable="w14 w15 w16se w16cid w16 w16cex w16sdtdh w16sdtfl w16du wp14">
+  <w:p>
+    <w:pPr>
+      <w:pStyle w:val="Footer"/>
+    </w:pPr>
+  </w:p>
+</w:ftr>
+</file>
+
+<file path=word/footer3.xml><?xml version="1.0" encoding="utf-8"?>
+<w:ftr xmlns:wpc="http://schemas.microsoft.com/office/word/2010/wordprocessingCanvas" xmlns:cx="http://schemas.microsoft.com/office/drawing/2014/chartex" xmlns:cx1="http://schemas.microsoft.com/office/drawing/2015/9/8/chartex" xmlns:cx2="http://schemas.microsoft.com/office/drawing/2015/10/21/chartex" xmlns:cx3="http://schemas.microsoft.com/office/drawing/2016/5/9/chartex" xmlns:cx4="http://schemas.microsoft.com/office/drawing/2016/5/10/chartex" xmlns:cx5="http://schemas.microsoft.com/office/drawing/2016/5/11/chartex" xmlns:cx6="http://schemas.microsoft.com/office/drawing/2016/5/12/chartex" xmlns:cx7="http://schemas.microsoft.com/office/drawing/2016/5/13/chartex" xmlns:cx8="http://schemas.microsoft.com/office/drawing/2016/5/14/chartex" xmlns:mc="http://schemas.openxmlformats.org/markup-compatibility/2006" xmlns:aink="http://schemas.microsoft.com/office/drawing/2016/ink" xmlns:am3d="http://schemas.microsoft.com/office/drawing/2017/model3d" xmlns:o="urn:schemas-microsoft-com:office:office" xmlns:oel="http://schemas.microsoft.com/office/2019/extlst" xmlns:r="http://schemas.openxmlformats.org/officeDocument/2006/relationships" xmlns:m="http://schemas.openxmlformats.org/officeDocument/2006/math" xmlns:v="urn:schemas-microsoft-com:vml" xmlns:wp14="http://schemas.microsoft.com/office/word/2010/wordprocessingDrawing" xmlns:wp="http://schemas.openxmlformats.org/drawingml/2006/wordprocessingDrawing" xmlns:w10="urn:schemas-microsoft-com:office:word" xmlns:w="http://schemas.openxmlformats.org/wordprocessingml/2006/main" xmlns:w14="http://schemas.microsoft.com/office/word/2010/wordml" xmlns:w15="http://schemas.microsoft.com/office/word/2012/wordml" xmlns:w16cex="http://schemas.microsoft.com/office/word/2018/wordml/cex" xmlns:w16cid="http://schemas.microsoft.com/office/word/2016/wordml/cid" xmlns:w16="http://schemas.microsoft.com/office/word/2018/wordml" xmlns:w16du="http://schemas.microsoft.com/office/word/2023/wordml/word16du" xmlns:w16sdtdh="http://schemas.microsoft.com/office/word/2020/wordml/sdtdatahash" xmlns:w16sdtfl="http://schemas.microsoft.com/office/word/2024/wordml/sdtformatlock" xmlns:w16se="http://schemas.microsoft.com/office/word/2015/wordml/symex" xmlns:wpg="http://schemas.microsoft.com/office/word/2010/wordprocessingGroup" xmlns:wpi="http://schemas.microsoft.com/office/word/2010/wordprocessingInk" xmlns:wne="http://schemas.microsoft.com/office/word/2006/wordml" xmlns:wps="http://schemas.microsoft.com/office/word/2010/wordprocessingShape" mc:Ignorable="w14 w15 w16se w16cid w16 w16cex w16sdtdh w16sdtfl w16du wp14">
+  <w:p>
+    <w:pPr>
+      <w:pStyle w:val="Footer"/>
+    </w:pPr>
+  </w:p>
+</w:ftr>
+</file>
+
+<file path=word/footnotes.xml><?xml version="1.0" encoding="utf-8"?>
+<w:footnotes xmlns:wpc="http://schemas.microsoft.com/office/word/2010/wordprocessingCanvas" xmlns:cx="http://schemas.microsoft.com/office/drawing/2014/chartex" xmlns:cx1="http://schemas.microsoft.com/office/drawing/2015/9/8/chartex" xmlns:cx2="http://schemas.microsoft.com/office/drawing/2015/10/21/chartex" xmlns:cx3="http://schemas.microsoft.com/office/drawing/2016/5/9/chartex" xmlns:cx4="http://schemas.microsoft.com/office/drawing/2016/5/10/chartex" xmlns:cx5="http://schemas.microsoft.com/office/drawing/2016/5/11/chartex" xmlns:cx6="http://schemas.microsoft.com/office/drawing/2016/5/12/chartex" xmlns:cx7="http://schemas.microsoft.com/office/drawing/2016/5/13/chartex" xmlns:cx8="http://schemas.microsoft.com/office/drawing/2016/5/14/chartex" xmlns:mc="http://schemas.openxmlformats.org/markup-compatibility/2006" xmlns:aink="http://schemas.microsoft.com/office/drawing/2016/ink" xmlns:am3d="http://schemas.microsoft.com/office/drawing/2017/model3d" xmlns:o="urn:schemas-microsoft-com:office:office" xmlns:oel="http://schemas.microsoft.com/office/2019/extlst" xmlns:r="http://schemas.openxmlformats.org/officeDocument/2006/relationships" xmlns:m="http://schemas.openxmlformats.org/officeDocument/2006/math" xmlns:v="urn:schemas-microsoft-com:vml" xmlns:wp14="http://schemas.microsoft.com/office/word/2010/wordprocessingDrawing" xmlns:wp="http://schemas.openxmlformats.org/drawingml/2006/wordprocessingDrawing" xmlns:w10="urn:schemas-microsoft-com:office:word" xmlns:w="http://schemas.openxmlformats.org/wordprocessingml/2006/main" xmlns:w14="http://schemas.microsoft.com/office/word/2010/wordml" xmlns:w15="http://schemas.microsoft.com/office/word/2012/wordml" xmlns:w16cex="http://schemas.microsoft.com/office/word/2018/wordml/cex" xmlns:w16cid="http://schemas.microsoft.com/office/word/2016/wordml/cid" xmlns:w16="http://schemas.microsoft.com/office/word/2018/wordml" xmlns:w16du="http://schemas.microsoft.com/office/word/2023/wordml/word16du" xmlns:w16sdtdh="http://schemas.microsoft.com/office/word/2020/wordml/sdtdatahash" xmlns:w16sdtfl="http://schemas.microsoft.com/office/word/2024/wordml/sdtformatlock" xmlns:w16se="http://schemas.microsoft.com/office/word/2015/wordml/symex" xmlns:wpg="http://schemas.microsoft.com/office/word/2010/wordprocessingGroup" xmlns:wpi="http://schemas.microsoft.com/office/word/2010/wordprocessingInk" xmlns:wne="http://schemas.microsoft.com/office/word/2006/wordml" xmlns:wps="http://schemas.microsoft.com/office/word/2010/wordprocessingShape" mc:Ignorable="w14 w15 w16se w16cid w16 w16cex w16sdtdh w16sdtfl w16du wp14">
+  <w:footnote w:type="separator" w:id="-1">
+    <w:p>
+      <w:pPr>
+        <w:spacing w:after="0" w:line="240" w:lineRule="auto"/>
+      </w:pPr>
+      <w:r>
+        <w:separator/>
+      </w:r>
+    </w:p>
+  </w:footnote>
+  <w:footnote w:type="continuationSeparator" w:id="0">
+    <w:p>
+      <w:pPr>
+        <w:spacing w:after="0" w:line="240" w:lineRule="auto"/>
+      </w:pPr>
+      <w:r>
+        <w:continuationSeparator/>
+      </w:r>
+    </w:p>
+  </w:footnote>
+</w:footnotes>
+</file>
+
+<file path=word/header1.xml><?xml version="1.0" encoding="utf-8"?>
+<w:hdr xmlns:wpc="http://schemas.microsoft.com/office/word/2010/wordprocessingCanvas" xmlns:cx="http://schemas.microsoft.com/office/drawing/2014/chartex" xmlns:cx1="http://schemas.microsoft.com/office/drawing/2015/9/8/chartex" xmlns:cx2="http://schemas.microsoft.com/office/drawing/2015/10/21/chartex" xmlns:cx3="http://schemas.microsoft.com/office/drawing/2016/5/9/chartex" xmlns:cx4="http://schemas.microsoft.com/office/drawing/2016/5/10/chartex" xmlns:cx5="http://schemas.microsoft.com/office/drawing/2016/5/11/chartex" xmlns:cx6="http://schemas.microsoft.com/office/drawing/2016/5/12/chartex" xmlns:cx7="http://schemas.microsoft.com/office/drawing/2016/5/13/chartex" xmlns:cx8="http://schemas.microsoft.com/office/drawing/2016/5/14/chartex" xmlns:mc="http://schemas.openxmlformats.org/markup-compatibility/2006" xmlns:aink="http://schemas.microsoft.com/office/drawing/2016/ink" xmlns:am3d="http://schemas.microsoft.com/office/drawing/2017/model3d" xmlns:o="urn:schemas-microsoft-com:office:office" xmlns:oel="http://schemas.microsoft.com/office/2019/extlst" xmlns:r="http://schemas.openxmlformats.org/officeDocument/2006/relationships" xmlns:m="http://schemas.openxmlformats.org/officeDocument/2006/math" xmlns:v="urn:schemas-microsoft-com:vml" xmlns:wp14="http://schemas.microsoft.com/office/word/2010/wordprocessingDrawing" xmlns:wp="http://schemas.openxmlformats.org/drawingml/2006/wordprocessingDrawing" xmlns:w10="urn:schemas-microsoft-com:office:word" xmlns:w="http://schemas.openxmlformats.org/wordprocessingml/2006/main" xmlns:w14="http://schemas.microsoft.com/office/word/2010/wordml" xmlns:w15="http://schemas.microsoft.com/office/word/2012/wordml" xmlns:w16cex="http://schemas.microsoft.com/office/word/2018/wordml/cex" xmlns:w16cid="http://schemas.microsoft.com/office/word/2016/wordml/cid" xmlns:w16="http://schemas.microsoft.com/office/word/2018/wordml" xmlns:w16du="http://schemas.microsoft.com/office/word/2023/wordml/word16du" xmlns:w16sdtdh="http://schemas.microsoft.com/office/word/2020/wordml/sdtdatahash" xmlns:w16sdtfl="http://schemas.microsoft.com/office/word/2024/wordml/sdtformatlock" xmlns:w16se="http://schemas.microsoft.com/office/word/2015/wordml/symex" xmlns:wpg="http://schemas.microsoft.com/office/word/2010/wordprocessingGroup" xmlns:wpi="http://schemas.microsoft.com/office/word/2010/wordprocessingInk" xmlns:wne="http://schemas.microsoft.com/office/word/2006/wordml" xmlns:wps="http://schemas.microsoft.com/office/word/2010/wordprocessingShape" mc:Ignorable="w14 w15 w16se w16cid w16 w16cex w16sdtdh w16sdtfl w16du wp14">
+  <w:p>
+    <w:pPr>
+      <w:pStyle w:val="Header"/>
+    </w:pPr>
+  </w:p>
+</w:hdr>
+</file>
+
+<file path=word/header2.xml><?xml version="1.0" encoding="utf-8"?>
+<w:hdr xmlns:wpc="http://schemas.microsoft.com/office/word/2010/wordprocessingCanvas" xmlns:cx="http://schemas.microsoft.com/office/drawing/2014/chartex" xmlns:cx1="http://schemas.microsoft.com/office/drawing/2015/9/8/chartex" xmlns:cx2="http://schemas.microsoft.com/office/drawing/2015/10/21/chartex" xmlns:cx3="http://schemas.microsoft.com/office/drawing/2016/5/9/chartex" xmlns:cx4="http://schemas.microsoft.com/office/drawing/2016/5/10/chartex" xmlns:cx5="http://schemas.microsoft.com/office/drawing/2016/5/11/chartex" xmlns:cx6="http://schemas.microsoft.com/office/drawing/2016/5/12/chartex" xmlns:cx7="http://schemas.microsoft.com/office/drawing/2016/5/13/chartex" xmlns:cx8="http://schemas.microsoft.com/office/drawing/2016/5/14/chartex" xmlns:mc="http://schemas.openxmlformats.org/markup-compatibility/2006" xmlns:aink="http://schemas.microsoft.com/office/drawing/2016/ink" xmlns:am3d="http://schemas.microsoft.com/office/drawing/2017/model3d" xmlns:o="urn:schemas-microsoft-com:office:office" xmlns:oel="http://schemas.microsoft.com/office/2019/extlst" xmlns:r="http://schemas.openxmlformats.org/officeDocument/2006/relationships" xmlns:m="http://schemas.openxmlformats.org/officeDocument/2006/math" xmlns:v="urn:schemas-microsoft-com:vml" xmlns:wp14="http://schemas.microsoft.com/office/word/2010/wordprocessingDrawing" xmlns:wp="http://schemas.openxmlformats.org/drawingml/2006/wordprocessingDrawing" xmlns:w10="urn:schemas-microsoft-com:office:word" xmlns:w="http://schemas.openxmlformats.org/wordprocessingml/2006/main" xmlns:w14="http://schemas.microsoft.com/office/word/2010/wordml" xmlns:w15="http://schemas.microsoft.com/office/word/2012/wordml" xmlns:w16cex="http://schemas.microsoft.com/office/word/2018/wordml/cex" xmlns:w16cid="http://schemas.microsoft.com/office/word/2016/wordml/cid" xmlns:w16="http://schemas.microsoft.com/office/word/2018/wordml" xmlns:w16du="http://schemas.microsoft.com/office/word/2023/wordml/word16du" xmlns:w16sdtdh="http://schemas.microsoft.com/office/word/2020/wordml/sdtdatahash" xmlns:w16sdtfl="http://schemas.microsoft.com/office/word/2024/wordml/sdtformatlock" xmlns:w16se="http://schemas.microsoft.com/office/word/2015/wordml/symex" xmlns:wpg="http://schemas.microsoft.com/office/word/2010/wordprocessingGroup" xmlns:wpi="http://schemas.microsoft.com/office/word/2010/wordprocessingInk" xmlns:wne="http://schemas.microsoft.com/office/word/2006/wordml" xmlns:wps="http://schemas.microsoft.com/office/word/2010/wordprocessingShape" mc:Ignorable="w14 w15 w16se w16cid w16 w16cex w16sdtdh w16sdtfl w16du wp14">
+  <w:p>
+    <w:pPr>
+      <w:pStyle w:val="Header"/>
+    </w:pPr>
+  </w:p>
+</w:hdr>
+</file>
+
+<file path=word/header3.xml><?xml version="1.0" encoding="utf-8"?>
+<w:hdr xmlns:wpc="http://schemas.microsoft.com/office/word/2010/wordprocessingCanvas" xmlns:cx="http://schemas.microsoft.com/office/drawing/2014/chartex" xmlns:cx1="http://schemas.microsoft.com/office/drawing/2015/9/8/chartex" xmlns:cx2="http://schemas.microsoft.com/office/drawing/2015/10/21/chartex" xmlns:cx3="http://schemas.microsoft.com/office/drawing/2016/5/9/chartex" xmlns:cx4="http://schemas.microsoft.com/office/drawing/2016/5/10/chartex" xmlns:cx5="http://schemas.microsoft.com/office/drawing/2016/5/11/chartex" xmlns:cx6="http://schemas.microsoft.com/office/drawing/2016/5/12/chartex" xmlns:cx7="http://schemas.microsoft.com/office/drawing/2016/5/13/chartex" xmlns:cx8="http://schemas.microsoft.com/office/drawing/2016/5/14/chartex" xmlns:mc="http://schemas.openxmlformats.org/markup-compatibility/2006" xmlns:aink="http://schemas.microsoft.com/office/drawing/2016/ink" xmlns:am3d="http://schemas.microsoft.com/office/drawing/2017/model3d" xmlns:o="urn:schemas-microsoft-com:office:office" xmlns:oel="http://schemas.microsoft.com/office/2019/extlst" xmlns:r="http://schemas.openxmlformats.org/officeDocument/2006/relationships" xmlns:m="http://schemas.openxmlformats.org/officeDocument/2006/math" xmlns:v="urn:schemas-microsoft-com:vml" xmlns:wp14="http://schemas.microsoft.com/office/word/2010/wordprocessingDrawing" xmlns:wp="http://schemas.openxmlformats.org/drawingml/2006/wordprocessingDrawing" xmlns:w10="urn:schemas-microsoft-com:office:word" xmlns:w="http://schemas.openxmlformats.org/wordprocessingml/2006/main" xmlns:w14="http://schemas.microsoft.com/office/word/2010/wordml" xmlns:w15="http://schemas.microsoft.com/office/word/2012/wordml" xmlns:w16cex="http://schemas.microsoft.com/office/word/2018/wordml/cex" xmlns:w16cid="http://schemas.microsoft.com/office/word/2016/wordml/cid" xmlns:w16="http://schemas.microsoft.com/office/word/2018/wordml" xmlns:w16du="http://schemas.microsoft.com/office/word/2023/wordml/word16du" xmlns:w16sdtdh="http://schemas.microsoft.com/office/word/2020/wordml/sdtdatahash" xmlns:w16sdtfl="http://schemas.microsoft.com/office/word/2024/wordml/sdtformatlock" xmlns:w16se="http://schemas.microsoft.com/office/word/2015/wordml/symex" xmlns:wpg="http://schemas.microsoft.com/office/word/2010/wordprocessingGroup" xmlns:wpi="http://schemas.microsoft.com/office/word/2010/wordprocessingInk" xmlns:wne="http://schemas.microsoft.com/office/word/2006/wordml" xmlns:wps="http://schemas.microsoft.com/office/word/2010/wordprocessingShape" mc:Ignorable="w14 w15 w16se w16cid w16 w16cex w16sdtdh w16sdtfl w16du wp14">
+  <w:p>
+    <w:pPr>
+      <w:pStyle w:val="Header"/>
+    </w:pPr>
+  </w:p>
+</w:hdr>
 </file>
 
 <file path=word/numbering.xml><?xml version="1.0" encoding="utf-8"?>
@@ -6307,6 +4951,7 @@
   <w:style w:type="character" w:default="1" w:styleId="DefaultParagraphFont">
     <w:name w:val="Default Paragraph Font"/>
     <w:uiPriority w:val="1"/>
+    <w:semiHidden/>
     <w:unhideWhenUsed/>
   </w:style>
   <w:style w:type="table" w:default="1" w:styleId="TableNormal">
@@ -6643,6 +5288,50 @@
       <w:shd w:val="clear" w:color="auto" w:fill="E1DFDD"/>
     </w:rPr>
   </w:style>
+  <w:style w:type="paragraph" w:styleId="Header">
+    <w:name w:val="header"/>
+    <w:basedOn w:val="Normal"/>
+    <w:link w:val="HeaderChar"/>
+    <w:uiPriority w:val="99"/>
+    <w:unhideWhenUsed/>
+    <w:rsid w:val="00CA216C"/>
+    <w:pPr>
+      <w:tabs>
+        <w:tab w:val="center" w:pos="4513"/>
+        <w:tab w:val="right" w:pos="9026"/>
+      </w:tabs>
+      <w:spacing w:after="0" w:line="240" w:lineRule="auto"/>
+    </w:pPr>
+  </w:style>
+  <w:style w:type="character" w:customStyle="1" w:styleId="HeaderChar">
+    <w:name w:val="Header Char"/>
+    <w:basedOn w:val="DefaultParagraphFont"/>
+    <w:link w:val="Header"/>
+    <w:uiPriority w:val="99"/>
+    <w:rsid w:val="00CA216C"/>
+  </w:style>
+  <w:style w:type="paragraph" w:styleId="Footer">
+    <w:name w:val="footer"/>
+    <w:basedOn w:val="Normal"/>
+    <w:link w:val="FooterChar"/>
+    <w:uiPriority w:val="99"/>
+    <w:unhideWhenUsed/>
+    <w:rsid w:val="00CA216C"/>
+    <w:pPr>
+      <w:tabs>
+        <w:tab w:val="center" w:pos="4513"/>
+        <w:tab w:val="right" w:pos="9026"/>
+      </w:tabs>
+      <w:spacing w:after="0" w:line="240" w:lineRule="auto"/>
+    </w:pPr>
+  </w:style>
+  <w:style w:type="character" w:customStyle="1" w:styleId="FooterChar">
+    <w:name w:val="Footer Char"/>
+    <w:basedOn w:val="DefaultParagraphFont"/>
+    <w:link w:val="Footer"/>
+    <w:uiPriority w:val="99"/>
+    <w:rsid w:val="00CA216C"/>
+  </w:style>
 </w:styles>
 </file>
 
